--- a/project-proposal.docx
+++ b/project-proposal.docx
@@ -1,31 +1,30 @@
 
 <file path=word/document.xml><?xml version="1.0" encoding="utf-8"?>
-<w:document xmlns:mc="http://schemas.openxmlformats.org/markup-compatibility/2006" xmlns:o="urn:schemas-microsoft-com:office:office" xmlns:r="http://schemas.openxmlformats.org/officeDocument/2006/relationships" xmlns:m="http://schemas.openxmlformats.org/officeDocument/2006/math" xmlns:v="urn:schemas-microsoft-com:vml" xmlns:wp="http://schemas.openxmlformats.org/drawingml/2006/wordprocessingDrawing" xmlns:w10="urn:schemas-microsoft-com:office:word" xmlns:w="http://schemas.openxmlformats.org/wordprocessingml/2006/main" xmlns:wne="http://schemas.microsoft.com/office/word/2006/wordml" xmlns:sl="http://schemas.openxmlformats.org/schemaLibrary/2006/main" xmlns:a="http://schemas.openxmlformats.org/drawingml/2006/main" xmlns:pic="http://schemas.openxmlformats.org/drawingml/2006/picture" xmlns:c="http://schemas.openxmlformats.org/drawingml/2006/chart" xmlns:lc="http://schemas.openxmlformats.org/drawingml/2006/lockedCanvas" xmlns:dgm="http://schemas.openxmlformats.org/drawingml/2006/diagram" xmlns:wps="http://schemas.microsoft.com/office/word/2010/wordprocessingShape" xmlns:wpg="http://schemas.microsoft.com/office/word/2010/wordprocessingGroup" xmlns:w14="http://schemas.microsoft.com/office/word/2010/wordml" xmlns:w15="http://schemas.microsoft.com/office/word/2012/wordml" xmlns:w16="http://schemas.microsoft.com/office/word/2018/wordml" xmlns:w16cex="http://schemas.microsoft.com/office/word/2018/wordml/cex" xmlns:w16cid="http://schemas.microsoft.com/office/word/2016/wordml/cid" xmlns="http://schemas.microsoft.com/office/tasks/2019/documenttasks" xmlns:cr="http://schemas.microsoft.com/office/comments/2020/reactions">
+<w:document xmlns:wpc="http://schemas.microsoft.com/office/word/2010/wordprocessingCanvas" xmlns:cx="http://schemas.microsoft.com/office/drawing/2014/chartex" xmlns:cx1="http://schemas.microsoft.com/office/drawing/2015/9/8/chartex" xmlns:cx2="http://schemas.microsoft.com/office/drawing/2015/10/21/chartex" xmlns:cx3="http://schemas.microsoft.com/office/drawing/2016/5/9/chartex" xmlns:cx4="http://schemas.microsoft.com/office/drawing/2016/5/10/chartex" xmlns:cx5="http://schemas.microsoft.com/office/drawing/2016/5/11/chartex" xmlns:cx6="http://schemas.microsoft.com/office/drawing/2016/5/12/chartex" xmlns:cx7="http://schemas.microsoft.com/office/drawing/2016/5/13/chartex" xmlns:cx8="http://schemas.microsoft.com/office/drawing/2016/5/14/chartex" xmlns:mc="http://schemas.openxmlformats.org/markup-compatibility/2006" xmlns:aink="http://schemas.microsoft.com/office/drawing/2016/ink" xmlns:am3d="http://schemas.microsoft.com/office/drawing/2017/model3d" xmlns:o="urn:schemas-microsoft-com:office:office" xmlns:oel="http://schemas.microsoft.com/office/2019/extlst" xmlns:r="http://schemas.openxmlformats.org/officeDocument/2006/relationships" xmlns:m="http://schemas.openxmlformats.org/officeDocument/2006/math" xmlns:v="urn:schemas-microsoft-com:vml" xmlns:wp14="http://schemas.microsoft.com/office/word/2010/wordprocessingDrawing" xmlns:wp="http://schemas.openxmlformats.org/drawingml/2006/wordprocessingDrawing" xmlns:w10="urn:schemas-microsoft-com:office:word" xmlns:w="http://schemas.openxmlformats.org/wordprocessingml/2006/main" xmlns:w14="http://schemas.microsoft.com/office/word/2010/wordml" xmlns:w15="http://schemas.microsoft.com/office/word/2012/wordml" xmlns:w16cex="http://schemas.microsoft.com/office/word/2018/wordml/cex" xmlns:w16cid="http://schemas.microsoft.com/office/word/2016/wordml/cid" xmlns:w16="http://schemas.microsoft.com/office/word/2018/wordml" xmlns:w16du="http://schemas.microsoft.com/office/word/2023/wordml/word16du" xmlns:w16sdtdh="http://schemas.microsoft.com/office/word/2020/wordml/sdtdatahash" xmlns:w16sdtfl="http://schemas.microsoft.com/office/word/2024/wordml/sdtformatlock" xmlns:w16se="http://schemas.microsoft.com/office/word/2015/wordml/symex" xmlns:wpg="http://schemas.microsoft.com/office/word/2010/wordprocessingGroup" xmlns:wpi="http://schemas.microsoft.com/office/word/2010/wordprocessingInk" xmlns:wne="http://schemas.microsoft.com/office/word/2006/wordml" xmlns:wps="http://schemas.microsoft.com/office/word/2010/wordprocessingShape" mc:Ignorable="w14 w15 w16se w16cid w16 w16cex w16sdtdh w16sdtfl w16du wp14">
   <w:body>
     <w:p>
       <w:pPr>
         <w:pStyle w:val="Heading2"/>
         <w:keepNext w:val="0"/>
         <w:keepLines w:val="0"/>
-        <w:spacing w:after="80" w:lineRule="auto"/>
-        <w:rPr>
-          <w:b w:val="1"/>
-          <w:bCs w:val="1"/>
+        <w:spacing w:after="80"/>
+        <w:rPr>
+          <w:b/>
+          <w:bCs/>
           <w:sz w:val="34"/>
           <w:szCs w:val="34"/>
         </w:rPr>
       </w:pPr>
-      <w:bookmarkStart w:colFirst="0" w:colLast="0" w:name="_fbal8kc1w5nc" w:id="0"/>
+      <w:bookmarkStart w:id="0" w:name="_fbal8kc1w5nc" w:colFirst="0" w:colLast="0"/>
       <w:bookmarkEnd w:id="0"/>
       <w:r>
         <w:rPr>
-          <w:b w:val="1"/>
-          <w:bCs w:val="1"/>
+          <w:b/>
+          <w:bCs/>
           <w:sz w:val="34"/>
           <w:szCs w:val="34"/>
-          <w:rtl w:val="0"/>
-        </w:rPr>
-        <w:t xml:space="preserve">Project Proposal Submission</w:t>
+        </w:rPr>
+        <w:t>Project Proposal Submission</w:t>
       </w:r>
     </w:p>
     <w:p>
@@ -33,54 +32,36 @@
         <w:pStyle w:val="Heading3"/>
         <w:keepNext w:val="0"/>
         <w:keepLines w:val="0"/>
-        <w:spacing w:before="280" w:lineRule="auto"/>
-        <w:rPr>
-          <w:b w:val="1"/>
-          <w:bCs w:val="1"/>
+        <w:spacing w:before="280"/>
+        <w:rPr>
+          <w:b/>
+          <w:bCs/>
           <w:color w:val="000000"/>
           <w:sz w:val="26"/>
           <w:szCs w:val="26"/>
         </w:rPr>
       </w:pPr>
-      <w:bookmarkStart w:colFirst="0" w:colLast="0" w:name="_nyel5b5vlv6i" w:id="1"/>
+      <w:bookmarkStart w:id="1" w:name="_nyel5b5vlv6i" w:colFirst="0" w:colLast="0"/>
       <w:bookmarkEnd w:id="1"/>
       <w:r>
         <w:rPr>
-          <w:b w:val="1"/>
-          <w:bCs w:val="1"/>
+          <w:b/>
+          <w:bCs/>
           <w:color w:val="000000"/>
           <w:sz w:val="26"/>
           <w:szCs w:val="26"/>
-          <w:rtl w:val="0"/>
-        </w:rPr>
-        <w:t xml:space="preserve">One Paragraph Description of the Project</w:t>
-      </w:r>
-    </w:p>
-    <w:p>
-      <w:pPr>
-        <w:spacing w:after="240" w:before="240" w:lineRule="auto"/>
-        <w:rPr/>
-      </w:pPr>
-      <w:r>
-        <w:rPr>
-          <w:rtl w:val="0"/>
-        </w:rPr>
-        <w:t xml:space="preserve">This project aims to analyze football matches by modeling passing interactions as graph structures and processing them using Apache Spark. In this approach, players are represented as nodes and successful passes between players are represented as weighted edges. By constructing passing networks from event-level match data, we compute graph-based metrics such as degree centrality, PageRank, network density, and clustering coefficient in a distributed manner. These features are then combined with team-level performance indicators such as possession, shots, goals, and match outcomes to investigate whether structural properties of passing networks are related to team performance and playing styles. The main objective is to determine whether graph-based analysis can reveal meaningful patterns that distinguish different football playing styles beyond traditional statistics.</w:t>
-      </w:r>
-    </w:p>
-    <w:p>
-      <w:pPr>
-        <w:rPr/>
-      </w:pPr>
-      <w:r>
-        <w:pict>
-          <v:rect style="width:0.0pt;height:1.5pt" o:hr="t" o:hrstd="t" o:hralign="center" fillcolor="#A0A0A0" stroked="f"/>
+        </w:rPr>
+        <w:t>One Paragraph Description of the Project</w:t>
+      </w:r>
+    </w:p>
+    <w:p>
+      <w:r>
+        <w:t>This project focuses on the descriptive and comparative analysis of football match data using distributed data processing with Apache Spark. Football matches are modeled as dynamic graphs where players are represented as nodes and successful passes between players are represented as weighted edges. Using event-level data from the StatsBomb Open Data repository, passing networks are constructed for each match and graph-based metrics such as degree centrality, PageRank, network density, and clustering coefficient are computed in a distributed manner using Spark. These network features are aggregated at the team and match level and analyzed together with performance indicators such as possession, shots, goals, and match outcomes. By integrating multiple datasets (events, lineups, matches, and tracking data), the project aims to explore structural differences in team playing styles through spatio-temporal graph analytics . Performance optimization will be achieved by partitioning the data based on competitions or teams.</w:t>
+      </w:r>
+      <w:r>
+        <w:pict w14:anchorId="7E62DA61">
+          <v:rect id="_x0000_i1025" style="width:0;height:1.5pt" o:hralign="center" o:hrstd="t" o:hr="t" fillcolor="#a0a0a0" stroked="f"/>
         </w:pict>
-      </w:r>
-      <w:r>
-        <w:rPr>
-          <w:rtl w:val="0"/>
-        </w:rPr>
       </w:r>
     </w:p>
     <w:p>
@@ -88,118 +69,85 @@
         <w:pStyle w:val="Heading3"/>
         <w:keepNext w:val="0"/>
         <w:keepLines w:val="0"/>
-        <w:spacing w:before="280" w:lineRule="auto"/>
-        <w:rPr>
-          <w:b w:val="1"/>
-          <w:bCs w:val="1"/>
+        <w:spacing w:before="280"/>
+        <w:rPr>
+          <w:b/>
+          <w:bCs/>
           <w:color w:val="000000"/>
           <w:sz w:val="26"/>
           <w:szCs w:val="26"/>
         </w:rPr>
       </w:pPr>
-      <w:bookmarkStart w:colFirst="0" w:colLast="0" w:name="_fw9bxmwb46wt" w:id="2"/>
+      <w:bookmarkStart w:id="2" w:name="_fw9bxmwb46wt" w:colFirst="0" w:colLast="0"/>
       <w:bookmarkEnd w:id="2"/>
       <w:r>
         <w:rPr>
-          <w:b w:val="1"/>
-          <w:bCs w:val="1"/>
+          <w:b/>
+          <w:bCs/>
           <w:color w:val="000000"/>
           <w:sz w:val="26"/>
           <w:szCs w:val="26"/>
-          <w:rtl w:val="0"/>
-        </w:rPr>
-        <w:t xml:space="preserve">Source of the Dataset</w:t>
-      </w:r>
-    </w:p>
-    <w:p>
-      <w:pPr>
-        <w:spacing w:after="240" w:before="240" w:lineRule="auto"/>
-        <w:rPr/>
-      </w:pPr>
-      <w:r>
-        <w:rPr>
-          <w:rtl w:val="0"/>
-        </w:rPr>
+        </w:rPr>
+        <w:t>Source of the Dataset</w:t>
+      </w:r>
+    </w:p>
+    <w:p>
+      <w:pPr>
+        <w:spacing w:before="240" w:after="240"/>
+      </w:pPr>
+      <w:r>
         <w:t xml:space="preserve">The dataset will be obtained from the </w:t>
       </w:r>
       <w:r>
         <w:rPr>
-          <w:b w:val="1"/>
-          <w:bCs w:val="1"/>
-          <w:rtl w:val="0"/>
-        </w:rPr>
-        <w:t xml:space="preserve">StatsBomb Open Data repository</w:t>
-      </w:r>
-      <w:r>
-        <w:rPr>
-          <w:rtl w:val="0"/>
-        </w:rPr>
-        <w:t xml:space="preserve">, which provides free and publicly available event-level football match data.</w:t>
-      </w:r>
-    </w:p>
-    <w:p>
-      <w:pPr>
-        <w:spacing w:after="240" w:before="240" w:lineRule="auto"/>
-        <w:rPr>
-          <w:color w:val="1155cc"/>
+          <w:b/>
+          <w:bCs/>
+        </w:rPr>
+        <w:t>StatsBomb Open Data repository</w:t>
+      </w:r>
+      <w:r>
+        <w:t>, which provides free and publicly available event-level football match data.</w:t>
+      </w:r>
+    </w:p>
+    <w:p>
+      <w:pPr>
+        <w:spacing w:before="240" w:after="240"/>
+        <w:rPr>
+          <w:color w:val="1155CC"/>
           <w:u w:val="single"/>
         </w:rPr>
       </w:pPr>
       <w:r>
-        <w:rPr>
-          <w:rtl w:val="0"/>
-        </w:rPr>
-        <w:t xml:space="preserve">Source:</w:t>
-      </w:r>
+        <w:t>Source:</w:t>
+      </w:r>
+      <w:hyperlink r:id="rId5">
+        <w:r>
+          <w:t xml:space="preserve"> </w:t>
+        </w:r>
+      </w:hyperlink>
       <w:hyperlink r:id="rId6">
         <w:r>
           <w:rPr>
-            <w:rtl w:val="0"/>
+            <w:color w:val="1155CC"/>
+            <w:u w:val="single"/>
           </w:rPr>
-          <w:t xml:space="preserve"> </w:t>
+          <w:t>https://github.com/statsbomb/open-data</w:t>
         </w:r>
       </w:hyperlink>
-      <w:hyperlink r:id="rId7">
-        <w:r>
-          <w:rPr>
-            <w:color w:val="1155cc"/>
-            <w:u w:val="single"/>
-            <w:rtl w:val="0"/>
-          </w:rPr>
-          <w:t xml:space="preserve">https://github.com/statsbomb/open-data</w:t>
-        </w:r>
-      </w:hyperlink>
-      <w:r>
-        <w:rPr>
-          <w:rtl w:val="0"/>
-        </w:rPr>
-      </w:r>
-    </w:p>
-    <w:p>
-      <w:pPr>
-        <w:spacing w:after="240" w:before="240" w:lineRule="auto"/>
-        <w:rPr/>
-      </w:pPr>
-      <w:r>
-        <w:rPr>
-          <w:rtl w:val="0"/>
-        </w:rPr>
-        <w:t xml:space="preserve">The data will be accessed by downloading JSON event files directly from the repository and processed using a custom parsing pipeline in Apache Spark.</w:t>
-      </w:r>
-    </w:p>
-    <w:p>
-      <w:pPr>
-        <w:rPr/>
-      </w:pPr>
-      <w:r>
-        <w:pict>
-          <v:rect style="width:0.0pt;height:1.5pt" o:hr="t" o:hrstd="t" o:hralign="center" fillcolor="#A0A0A0" stroked="f"/>
+    </w:p>
+    <w:p>
+      <w:pPr>
+        <w:spacing w:before="240" w:after="240"/>
+      </w:pPr>
+      <w:r>
+        <w:t>The data will be accessed by downloading JSON event files directly from the repository and processed using a custom parsing pipeline in Apache Spark.</w:t>
+      </w:r>
+    </w:p>
+    <w:p>
+      <w:r>
+        <w:pict w14:anchorId="7E62DA62">
+          <v:rect id="_x0000_i1026" style="width:0;height:1.5pt" o:hralign="center" o:hrstd="t" o:hr="t" fillcolor="#a0a0a0" stroked="f"/>
         </w:pict>
-      </w:r>
-      <w:r>
-        <w:rPr>
-          <w:rtl w:val="0"/>
-        </w:rPr>
       </w:r>
     </w:p>
     <w:p>
@@ -207,98 +155,94 @@
         <w:pStyle w:val="Heading3"/>
         <w:keepNext w:val="0"/>
         <w:keepLines w:val="0"/>
-        <w:spacing w:before="280" w:lineRule="auto"/>
-        <w:rPr>
-          <w:b w:val="1"/>
-          <w:bCs w:val="1"/>
+        <w:spacing w:before="280"/>
+        <w:rPr>
+          <w:b/>
+          <w:bCs/>
           <w:color w:val="000000"/>
           <w:sz w:val="26"/>
           <w:szCs w:val="26"/>
         </w:rPr>
       </w:pPr>
-      <w:bookmarkStart w:colFirst="0" w:colLast="0" w:name="_gm8tk4il6wr4" w:id="3"/>
+      <w:bookmarkStart w:id="3" w:name="_gm8tk4il6wr4" w:colFirst="0" w:colLast="0"/>
       <w:bookmarkEnd w:id="3"/>
       <w:r>
         <w:rPr>
-          <w:b w:val="1"/>
-          <w:bCs w:val="1"/>
+          <w:b/>
+          <w:bCs/>
           <w:color w:val="000000"/>
           <w:sz w:val="26"/>
           <w:szCs w:val="26"/>
-          <w:rtl w:val="0"/>
-        </w:rPr>
-        <w:t xml:space="preserve">Dataset Description</w:t>
-      </w:r>
-    </w:p>
-    <w:p>
-      <w:pPr>
-        <w:spacing w:after="240" w:before="240" w:lineRule="auto"/>
-        <w:rPr/>
-      </w:pPr>
-      <w:r>
-        <w:rPr>
-          <w:rtl w:val="0"/>
-        </w:rPr>
-        <w:t xml:space="preserve">The dataset consists of event-level football match data covering multiple competitions and seasons.</w:t>
-      </w:r>
-    </w:p>
-    <w:p>
-      <w:pPr>
-        <w:spacing w:after="240" w:before="240" w:lineRule="auto"/>
-        <w:rPr/>
-      </w:pPr>
-      <w:r>
-        <w:rPr>
-          <w:b w:val="1"/>
-          <w:bCs w:val="1"/>
-          <w:rtl w:val="0"/>
-        </w:rPr>
-        <w:t xml:space="preserve">Domain:</w:t>
-        <w:br w:type="textWrapping"/>
-      </w:r>
-      <w:r>
-        <w:rPr>
-          <w:rtl w:val="0"/>
-        </w:rPr>
+        </w:rPr>
+        <w:t>Dataset Description</w:t>
+      </w:r>
+    </w:p>
+    <w:p>
+      <w:pPr>
+        <w:spacing w:before="240" w:after="240"/>
+      </w:pPr>
+      <w:r>
+        <w:t>The dataset consists of event-level football match data covering multiple competitions and seasons.</w:t>
+      </w:r>
+    </w:p>
+    <w:p>
+      <w:pPr>
+        <w:spacing w:before="240" w:after="240"/>
+      </w:pPr>
+      <w:r>
+        <w:rPr>
+          <w:b/>
+          <w:bCs/>
+        </w:rPr>
+        <w:t>Domain:</w:t>
+      </w:r>
+      <w:r>
+        <w:rPr>
+          <w:b/>
+          <w:bCs/>
+        </w:rPr>
+        <w:br/>
+      </w:r>
+      <w:r>
         <w:t xml:space="preserve"> Sports analytics (football/soccer performance and tactical analysis)</w:t>
       </w:r>
     </w:p>
     <w:p>
       <w:pPr>
-        <w:spacing w:after="240" w:before="240" w:lineRule="auto"/>
-        <w:rPr/>
-      </w:pPr>
-      <w:r>
-        <w:rPr>
-          <w:b w:val="1"/>
-          <w:bCs w:val="1"/>
-          <w:rtl w:val="0"/>
-        </w:rPr>
-        <w:t xml:space="preserve">Type of Data:</w:t>
-        <w:br w:type="textWrapping"/>
-      </w:r>
-      <w:r>
-        <w:rPr>
-          <w:rtl w:val="0"/>
-        </w:rPr>
+        <w:spacing w:before="240" w:after="240"/>
+      </w:pPr>
+      <w:r>
+        <w:rPr>
+          <w:b/>
+          <w:bCs/>
+        </w:rPr>
+        <w:t>Type of Data:</w:t>
+      </w:r>
+      <w:r>
+        <w:rPr>
+          <w:b/>
+          <w:bCs/>
+        </w:rPr>
+        <w:br/>
+      </w:r>
+      <w:r>
         <w:t xml:space="preserve"> Structured JSON event logs for each match</w:t>
       </w:r>
     </w:p>
     <w:p>
       <w:pPr>
-        <w:spacing w:after="240" w:before="240" w:lineRule="auto"/>
-        <w:rPr>
-          <w:b w:val="1"/>
-          <w:bCs w:val="1"/>
-        </w:rPr>
-      </w:pPr>
-      <w:r>
-        <w:rPr>
-          <w:b w:val="1"/>
-          <w:bCs w:val="1"/>
-          <w:rtl w:val="0"/>
-        </w:rPr>
-        <w:t xml:space="preserve">Key Features / Columns:</w:t>
+        <w:spacing w:before="240" w:after="240"/>
+        <w:rPr>
+          <w:b/>
+          <w:bCs/>
+        </w:rPr>
+      </w:pPr>
+      <w:r>
+        <w:rPr>
+          <w:b/>
+          <w:bCs/>
+        </w:rPr>
+        <w:t>Key Features / Columns:</w:t>
       </w:r>
     </w:p>
     <w:p>
@@ -307,14 +251,10 @@
           <w:ilvl w:val="0"/>
           <w:numId w:val="4"/>
         </w:numPr>
-        <w:spacing w:after="0" w:afterAutospacing="0" w:before="240" w:lineRule="auto"/>
-        <w:ind w:left="720" w:hanging="360"/>
-      </w:pPr>
-      <w:r>
-        <w:rPr>
-          <w:rtl w:val="0"/>
-        </w:rPr>
-        <w:t xml:space="preserve">match_id</w:t>
+        <w:spacing w:before="240"/>
+      </w:pPr>
+      <w:r>
+        <w:t>match_id</w:t>
       </w:r>
     </w:p>
     <w:p>
@@ -323,14 +263,9 @@
           <w:ilvl w:val="0"/>
           <w:numId w:val="4"/>
         </w:numPr>
-        <w:spacing w:after="0" w:afterAutospacing="0" w:before="0" w:beforeAutospacing="0" w:lineRule="auto"/>
-        <w:ind w:left="720" w:hanging="360"/>
-      </w:pPr>
-      <w:r>
-        <w:rPr>
-          <w:rtl w:val="0"/>
-        </w:rPr>
-        <w:t xml:space="preserve">team information (home/away teams)</w:t>
+      </w:pPr>
+      <w:r>
+        <w:t>team information (home/away teams)</w:t>
       </w:r>
     </w:p>
     <w:p>
@@ -339,14 +274,9 @@
           <w:ilvl w:val="0"/>
           <w:numId w:val="4"/>
         </w:numPr>
-        <w:spacing w:after="0" w:afterAutospacing="0" w:before="0" w:beforeAutospacing="0" w:lineRule="auto"/>
-        <w:ind w:left="720" w:hanging="360"/>
-      </w:pPr>
-      <w:r>
-        <w:rPr>
-          <w:rtl w:val="0"/>
-        </w:rPr>
-        <w:t xml:space="preserve">player_id and player_name</w:t>
+      </w:pPr>
+      <w:r>
+        <w:t>player_id and player_name</w:t>
       </w:r>
     </w:p>
     <w:p>
@@ -355,14 +285,9 @@
           <w:ilvl w:val="0"/>
           <w:numId w:val="4"/>
         </w:numPr>
-        <w:spacing w:after="0" w:afterAutospacing="0" w:before="0" w:beforeAutospacing="0" w:lineRule="auto"/>
-        <w:ind w:left="720" w:hanging="360"/>
-      </w:pPr>
-      <w:r>
-        <w:rPr>
-          <w:rtl w:val="0"/>
-        </w:rPr>
-        <w:t xml:space="preserve">event type (pass, shot, foul, etc.)</w:t>
+      </w:pPr>
+      <w:r>
+        <w:t>event type (pass, shot, foul, etc.)</w:t>
       </w:r>
     </w:p>
     <w:p>
@@ -371,14 +296,9 @@
           <w:ilvl w:val="0"/>
           <w:numId w:val="4"/>
         </w:numPr>
-        <w:spacing w:after="0" w:afterAutospacing="0" w:before="0" w:beforeAutospacing="0" w:lineRule="auto"/>
-        <w:ind w:left="720" w:hanging="360"/>
-      </w:pPr>
-      <w:r>
-        <w:rPr>
-          <w:rtl w:val="0"/>
-        </w:rPr>
-        <w:t xml:space="preserve">pass details (recipient, success/fail, coordinates)</w:t>
+      </w:pPr>
+      <w:r>
+        <w:t>pass details (recipient, success/fail, coordinates)</w:t>
       </w:r>
     </w:p>
     <w:p>
@@ -387,14 +307,10 @@
           <w:ilvl w:val="0"/>
           <w:numId w:val="4"/>
         </w:numPr>
-        <w:spacing w:after="0" w:afterAutospacing="0" w:before="0" w:beforeAutospacing="0" w:lineRule="auto"/>
-        <w:ind w:left="720" w:hanging="360"/>
-      </w:pPr>
-      <w:r>
-        <w:rPr>
-          <w:rtl w:val="0"/>
-        </w:rPr>
-        <w:t xml:space="preserve">shot details (xG, outcome)</w:t>
+      </w:pPr>
+      <w:r>
+        <w:lastRenderedPageBreak/>
+        <w:t>shot details (xG, outcome)</w:t>
       </w:r>
     </w:p>
     <w:p>
@@ -403,14 +319,9 @@
           <w:ilvl w:val="0"/>
           <w:numId w:val="4"/>
         </w:numPr>
-        <w:spacing w:after="0" w:afterAutospacing="0" w:before="0" w:beforeAutospacing="0" w:lineRule="auto"/>
-        <w:ind w:left="720" w:hanging="360"/>
-      </w:pPr>
-      <w:r>
-        <w:rPr>
-          <w:rtl w:val="0"/>
-        </w:rPr>
-        <w:t xml:space="preserve">possession sequences</w:t>
+      </w:pPr>
+      <w:r>
+        <w:t>possession sequences</w:t>
       </w:r>
     </w:p>
     <w:p>
@@ -419,14 +330,9 @@
           <w:ilvl w:val="0"/>
           <w:numId w:val="4"/>
         </w:numPr>
-        <w:spacing w:after="0" w:afterAutospacing="0" w:before="0" w:beforeAutospacing="0" w:lineRule="auto"/>
-        <w:ind w:left="720" w:hanging="360"/>
-      </w:pPr>
-      <w:r>
-        <w:rPr>
-          <w:rtl w:val="0"/>
-        </w:rPr>
-        <w:t xml:space="preserve">timestamps of events</w:t>
+      </w:pPr>
+      <w:r>
+        <w:t>timestamps of events</w:t>
       </w:r>
     </w:p>
     <w:p>
@@ -435,14 +341,9 @@
           <w:ilvl w:val="0"/>
           <w:numId w:val="4"/>
         </w:numPr>
-        <w:spacing w:after="0" w:afterAutospacing="0" w:before="0" w:beforeAutospacing="0" w:lineRule="auto"/>
-        <w:ind w:left="720" w:hanging="360"/>
-      </w:pPr>
-      <w:r>
-        <w:rPr>
-          <w:rtl w:val="0"/>
-        </w:rPr>
-        <w:t xml:space="preserve">match results (win/draw/loss)</w:t>
+      </w:pPr>
+      <w:r>
+        <w:t>match results (win/draw/loss)</w:t>
       </w:r>
     </w:p>
     <w:p>
@@ -451,31 +352,26 @@
           <w:ilvl w:val="0"/>
           <w:numId w:val="4"/>
         </w:numPr>
-        <w:spacing w:after="240" w:before="0" w:beforeAutospacing="0" w:lineRule="auto"/>
-        <w:ind w:left="720" w:hanging="360"/>
-      </w:pPr>
-      <w:r>
-        <w:rPr>
-          <w:rtl w:val="0"/>
-        </w:rPr>
-        <w:t xml:space="preserve">spatial coordinates of events on the pitch</w:t>
-      </w:r>
-    </w:p>
-    <w:p>
-      <w:pPr>
-        <w:spacing w:after="240" w:before="240" w:lineRule="auto"/>
-        <w:rPr>
-          <w:b w:val="1"/>
-          <w:bCs w:val="1"/>
-        </w:rPr>
-      </w:pPr>
-      <w:r>
-        <w:rPr>
-          <w:b w:val="1"/>
-          <w:bCs w:val="1"/>
-          <w:rtl w:val="0"/>
-        </w:rPr>
-        <w:t xml:space="preserve">Estimated Size:</w:t>
+        <w:spacing w:after="240"/>
+      </w:pPr>
+      <w:r>
+        <w:t>spatial coordinates of events on the pitch</w:t>
+      </w:r>
+    </w:p>
+    <w:p>
+      <w:pPr>
+        <w:spacing w:before="240" w:after="240"/>
+        <w:rPr>
+          <w:b/>
+          <w:bCs/>
+        </w:rPr>
+      </w:pPr>
+      <w:r>
+        <w:rPr>
+          <w:b/>
+          <w:bCs/>
+        </w:rPr>
+        <w:t>Estimated Size:</w:t>
       </w:r>
     </w:p>
     <w:p>
@@ -484,14 +380,10 @@
           <w:ilvl w:val="0"/>
           <w:numId w:val="5"/>
         </w:numPr>
-        <w:spacing w:after="0" w:afterAutospacing="0" w:before="240" w:lineRule="auto"/>
-        <w:ind w:left="720" w:hanging="360"/>
-      </w:pPr>
-      <w:r>
-        <w:rPr>
-          <w:rtl w:val="0"/>
-        </w:rPr>
-        <w:t xml:space="preserve">Hundreds of matches depending on selected competition</w:t>
+        <w:spacing w:before="240"/>
+      </w:pPr>
+      <w:r>
+        <w:t>Hundreds of matches depending on selected competition</w:t>
       </w:r>
     </w:p>
     <w:p>
@@ -500,14 +392,9 @@
           <w:ilvl w:val="0"/>
           <w:numId w:val="5"/>
         </w:numPr>
-        <w:spacing w:after="0" w:afterAutospacing="0" w:before="0" w:beforeAutospacing="0" w:lineRule="auto"/>
-        <w:ind w:left="720" w:hanging="360"/>
-      </w:pPr>
-      <w:r>
-        <w:rPr>
-          <w:rtl w:val="0"/>
-        </w:rPr>
-        <w:t xml:space="preserve">Thousands to millions of event records in total</w:t>
+      </w:pPr>
+      <w:r>
+        <w:t>Thousands to millions of event records in total</w:t>
       </w:r>
     </w:p>
     <w:p>
@@ -516,29 +403,17 @@
           <w:ilvl w:val="0"/>
           <w:numId w:val="5"/>
         </w:numPr>
-        <w:spacing w:after="240" w:before="0" w:beforeAutospacing="0" w:lineRule="auto"/>
-        <w:ind w:left="720" w:hanging="360"/>
-      </w:pPr>
-      <w:r>
-        <w:rPr>
-          <w:rtl w:val="0"/>
-        </w:rPr>
-        <w:t xml:space="preserve">Each match contains approximately 1,500–3,500 events</w:t>
-      </w:r>
-    </w:p>
-    <w:p>
-      <w:pPr>
-        <w:rPr/>
-      </w:pPr>
-      <w:r>
-        <w:pict>
-          <v:rect style="width:0.0pt;height:1.5pt" o:hr="t" o:hrstd="t" o:hralign="center" fillcolor="#A0A0A0" stroked="f"/>
+        <w:spacing w:after="240"/>
+      </w:pPr>
+      <w:r>
+        <w:t>Each match contains approximately 1,500–3,500 events</w:t>
+      </w:r>
+    </w:p>
+    <w:p>
+      <w:r>
+        <w:pict w14:anchorId="7E62DA63">
+          <v:rect id="_x0000_i1027" style="width:0;height:1.5pt" o:hralign="center" o:hrstd="t" o:hr="t" fillcolor="#a0a0a0" stroked="f"/>
         </w:pict>
-      </w:r>
-      <w:r>
-        <w:rPr>
-          <w:rtl w:val="0"/>
-        </w:rPr>
       </w:r>
     </w:p>
     <w:p>
@@ -546,44 +421,42 @@
         <w:pStyle w:val="Heading3"/>
         <w:keepNext w:val="0"/>
         <w:keepLines w:val="0"/>
-        <w:spacing w:before="280" w:lineRule="auto"/>
-        <w:rPr>
-          <w:b w:val="1"/>
-          <w:bCs w:val="1"/>
+        <w:spacing w:before="280"/>
+        <w:rPr>
+          <w:b/>
+          <w:bCs/>
           <w:color w:val="000000"/>
           <w:sz w:val="26"/>
           <w:szCs w:val="26"/>
         </w:rPr>
       </w:pPr>
-      <w:bookmarkStart w:colFirst="0" w:colLast="0" w:name="_2ys890fjqhrh" w:id="4"/>
+      <w:bookmarkStart w:id="4" w:name="_2ys890fjqhrh" w:colFirst="0" w:colLast="0"/>
       <w:bookmarkEnd w:id="4"/>
       <w:r>
         <w:rPr>
-          <w:b w:val="1"/>
-          <w:bCs w:val="1"/>
+          <w:b/>
+          <w:bCs/>
           <w:color w:val="000000"/>
           <w:sz w:val="26"/>
           <w:szCs w:val="26"/>
-          <w:rtl w:val="0"/>
-        </w:rPr>
-        <w:t xml:space="preserve">Platforms, Frameworks, Tools, and Hardware</w:t>
-      </w:r>
-    </w:p>
-    <w:p>
-      <w:pPr>
-        <w:spacing w:after="240" w:before="240" w:lineRule="auto"/>
-        <w:rPr>
-          <w:b w:val="1"/>
-          <w:bCs w:val="1"/>
-        </w:rPr>
-      </w:pPr>
-      <w:r>
-        <w:rPr>
-          <w:b w:val="1"/>
-          <w:bCs w:val="1"/>
-          <w:rtl w:val="0"/>
-        </w:rPr>
-        <w:t xml:space="preserve">Programming Languages:</w:t>
+        </w:rPr>
+        <w:t>Platforms, Frameworks, Tools, and Hardware</w:t>
+      </w:r>
+    </w:p>
+    <w:p>
+      <w:pPr>
+        <w:spacing w:before="240" w:after="240"/>
+        <w:rPr>
+          <w:b/>
+          <w:bCs/>
+        </w:rPr>
+      </w:pPr>
+      <w:r>
+        <w:rPr>
+          <w:b/>
+          <w:bCs/>
+        </w:rPr>
+        <w:t>Programming Languages:</w:t>
       </w:r>
     </w:p>
     <w:p>
@@ -592,14 +465,10 @@
           <w:ilvl w:val="0"/>
           <w:numId w:val="8"/>
         </w:numPr>
-        <w:spacing w:after="0" w:afterAutospacing="0" w:before="240" w:lineRule="auto"/>
-        <w:ind w:left="720" w:hanging="360"/>
-      </w:pPr>
-      <w:r>
-        <w:rPr>
-          <w:rtl w:val="0"/>
-        </w:rPr>
-        <w:t xml:space="preserve">Python (PySpark)</w:t>
+        <w:spacing w:before="240"/>
+      </w:pPr>
+      <w:r>
+        <w:t>Python (PySpark)</w:t>
       </w:r>
     </w:p>
     <w:p>
@@ -608,31 +477,26 @@
           <w:ilvl w:val="0"/>
           <w:numId w:val="8"/>
         </w:numPr>
-        <w:spacing w:after="240" w:before="0" w:beforeAutospacing="0" w:lineRule="auto"/>
-        <w:ind w:left="720" w:hanging="360"/>
-      </w:pPr>
-      <w:r>
-        <w:rPr>
-          <w:rtl w:val="0"/>
-        </w:rPr>
-        <w:t xml:space="preserve">Optional: Java (Spark compatibility or extensions)</w:t>
-      </w:r>
-    </w:p>
-    <w:p>
-      <w:pPr>
-        <w:spacing w:after="240" w:before="240" w:lineRule="auto"/>
-        <w:rPr>
-          <w:b w:val="1"/>
-          <w:bCs w:val="1"/>
-        </w:rPr>
-      </w:pPr>
-      <w:r>
-        <w:rPr>
-          <w:b w:val="1"/>
-          <w:bCs w:val="1"/>
-          <w:rtl w:val="0"/>
-        </w:rPr>
-        <w:t xml:space="preserve">Big Data Frameworks:</w:t>
+        <w:spacing w:after="240"/>
+      </w:pPr>
+      <w:r>
+        <w:t>Optional: Java (Spark compatibility or extensions)</w:t>
+      </w:r>
+    </w:p>
+    <w:p>
+      <w:pPr>
+        <w:spacing w:before="240" w:after="240"/>
+        <w:rPr>
+          <w:b/>
+          <w:bCs/>
+        </w:rPr>
+      </w:pPr>
+      <w:r>
+        <w:rPr>
+          <w:b/>
+          <w:bCs/>
+        </w:rPr>
+        <w:t>Big Data Frameworks:</w:t>
       </w:r>
     </w:p>
     <w:p>
@@ -641,14 +505,10 @@
           <w:ilvl w:val="0"/>
           <w:numId w:val="1"/>
         </w:numPr>
-        <w:spacing w:after="0" w:afterAutospacing="0" w:before="240" w:lineRule="auto"/>
-        <w:ind w:left="720" w:hanging="360"/>
-      </w:pPr>
-      <w:r>
-        <w:rPr>
-          <w:rtl w:val="0"/>
-        </w:rPr>
-        <w:t xml:space="preserve">Apache Spark (DataFrame API)</w:t>
+        <w:spacing w:before="240"/>
+      </w:pPr>
+      <w:r>
+        <w:t>Apache Spark (DataFrame API)</w:t>
       </w:r>
     </w:p>
     <w:p>
@@ -657,31 +517,26 @@
           <w:ilvl w:val="0"/>
           <w:numId w:val="1"/>
         </w:numPr>
-        <w:spacing w:after="240" w:before="0" w:beforeAutospacing="0" w:lineRule="auto"/>
-        <w:ind w:left="720" w:hanging="360"/>
-      </w:pPr>
-      <w:r>
-        <w:rPr>
-          <w:rtl w:val="0"/>
-        </w:rPr>
-        <w:t xml:space="preserve">GraphFrames (for graph-based computations)</w:t>
-      </w:r>
-    </w:p>
-    <w:p>
-      <w:pPr>
-        <w:spacing w:after="240" w:before="240" w:lineRule="auto"/>
-        <w:rPr>
-          <w:b w:val="1"/>
-          <w:bCs w:val="1"/>
-        </w:rPr>
-      </w:pPr>
-      <w:r>
-        <w:rPr>
-          <w:b w:val="1"/>
-          <w:bCs w:val="1"/>
-          <w:rtl w:val="0"/>
-        </w:rPr>
-        <w:t xml:space="preserve">Data Processing Tools:</w:t>
+        <w:spacing w:after="240"/>
+      </w:pPr>
+      <w:r>
+        <w:t>GraphFrames (for graph-based computations)</w:t>
+      </w:r>
+    </w:p>
+    <w:p>
+      <w:pPr>
+        <w:spacing w:before="240" w:after="240"/>
+        <w:rPr>
+          <w:b/>
+          <w:bCs/>
+        </w:rPr>
+      </w:pPr>
+      <w:r>
+        <w:rPr>
+          <w:b/>
+          <w:bCs/>
+        </w:rPr>
+        <w:t>Data Processing Tools:</w:t>
       </w:r>
     </w:p>
     <w:p>
@@ -690,14 +545,10 @@
           <w:ilvl w:val="0"/>
           <w:numId w:val="7"/>
         </w:numPr>
-        <w:spacing w:after="0" w:afterAutospacing="0" w:before="240" w:lineRule="auto"/>
-        <w:ind w:left="720" w:hanging="360"/>
-      </w:pPr>
-      <w:r>
-        <w:rPr>
-          <w:rtl w:val="0"/>
-        </w:rPr>
-        <w:t xml:space="preserve">Pandas (preprocessing and validation)</w:t>
+        <w:spacing w:before="240"/>
+      </w:pPr>
+      <w:r>
+        <w:t>Pandas (preprocessing and validation)</w:t>
       </w:r>
     </w:p>
     <w:p>
@@ -706,31 +557,26 @@
           <w:ilvl w:val="0"/>
           <w:numId w:val="7"/>
         </w:numPr>
-        <w:spacing w:after="240" w:before="0" w:beforeAutospacing="0" w:lineRule="auto"/>
-        <w:ind w:left="720" w:hanging="360"/>
-      </w:pPr>
-      <w:r>
-        <w:rPr>
-          <w:rtl w:val="0"/>
-        </w:rPr>
-        <w:t xml:space="preserve">JSON parsing libraries</w:t>
-      </w:r>
-    </w:p>
-    <w:p>
-      <w:pPr>
-        <w:spacing w:after="240" w:before="240" w:lineRule="auto"/>
-        <w:rPr>
-          <w:b w:val="1"/>
-          <w:bCs w:val="1"/>
-        </w:rPr>
-      </w:pPr>
-      <w:r>
-        <w:rPr>
-          <w:b w:val="1"/>
-          <w:bCs w:val="1"/>
-          <w:rtl w:val="0"/>
-        </w:rPr>
-        <w:t xml:space="preserve">Visualization Tools:</w:t>
+        <w:spacing w:after="240"/>
+      </w:pPr>
+      <w:r>
+        <w:t>JSON parsing libraries</w:t>
+      </w:r>
+    </w:p>
+    <w:p>
+      <w:pPr>
+        <w:spacing w:before="240" w:after="240"/>
+        <w:rPr>
+          <w:b/>
+          <w:bCs/>
+        </w:rPr>
+      </w:pPr>
+      <w:r>
+        <w:rPr>
+          <w:b/>
+          <w:bCs/>
+        </w:rPr>
+        <w:t>Visualization Tools:</w:t>
       </w:r>
     </w:p>
     <w:p>
@@ -739,14 +585,10 @@
           <w:ilvl w:val="0"/>
           <w:numId w:val="2"/>
         </w:numPr>
-        <w:spacing w:after="0" w:afterAutospacing="0" w:before="240" w:lineRule="auto"/>
-        <w:ind w:left="720" w:hanging="360"/>
-      </w:pPr>
-      <w:r>
-        <w:rPr>
-          <w:rtl w:val="0"/>
-        </w:rPr>
-        <w:t xml:space="preserve">Matplotlib / Seaborn</w:t>
+        <w:spacing w:before="240"/>
+      </w:pPr>
+      <w:r>
+        <w:t>Matplotlib / Seaborn</w:t>
       </w:r>
     </w:p>
     <w:p>
@@ -755,31 +597,26 @@
           <w:ilvl w:val="0"/>
           <w:numId w:val="2"/>
         </w:numPr>
-        <w:spacing w:after="240" w:before="0" w:beforeAutospacing="0" w:lineRule="auto"/>
-        <w:ind w:left="720" w:hanging="360"/>
-      </w:pPr>
-      <w:r>
-        <w:rPr>
-          <w:rtl w:val="0"/>
-        </w:rPr>
-        <w:t xml:space="preserve">NetworkX (for small-scale graph visualization)</w:t>
-      </w:r>
-    </w:p>
-    <w:p>
-      <w:pPr>
-        <w:spacing w:after="240" w:before="240" w:lineRule="auto"/>
-        <w:rPr>
-          <w:b w:val="1"/>
-          <w:bCs w:val="1"/>
-        </w:rPr>
-      </w:pPr>
-      <w:r>
-        <w:rPr>
-          <w:b w:val="1"/>
-          <w:bCs w:val="1"/>
-          <w:rtl w:val="0"/>
-        </w:rPr>
-        <w:t xml:space="preserve">Development Environment:</w:t>
+        <w:spacing w:after="240"/>
+      </w:pPr>
+      <w:r>
+        <w:t>NetworkX (for small-scale graph visualization)</w:t>
+      </w:r>
+    </w:p>
+    <w:p>
+      <w:pPr>
+        <w:spacing w:before="240" w:after="240"/>
+        <w:rPr>
+          <w:b/>
+          <w:bCs/>
+        </w:rPr>
+      </w:pPr>
+      <w:r>
+        <w:rPr>
+          <w:b/>
+          <w:bCs/>
+        </w:rPr>
+        <w:t>Development Environment:</w:t>
       </w:r>
     </w:p>
     <w:p>
@@ -788,14 +625,10 @@
           <w:ilvl w:val="0"/>
           <w:numId w:val="3"/>
         </w:numPr>
-        <w:spacing w:after="0" w:afterAutospacing="0" w:before="240" w:lineRule="auto"/>
-        <w:ind w:left="720" w:hanging="360"/>
-      </w:pPr>
-      <w:r>
-        <w:rPr>
-          <w:rtl w:val="0"/>
-        </w:rPr>
-        <w:t xml:space="preserve">Local machines (2 students)</w:t>
+        <w:spacing w:before="240"/>
+      </w:pPr>
+      <w:r>
+        <w:t>Local machines (2 students)</w:t>
       </w:r>
     </w:p>
     <w:p>
@@ -804,31 +637,26 @@
           <w:ilvl w:val="0"/>
           <w:numId w:val="3"/>
         </w:numPr>
-        <w:spacing w:after="240" w:before="0" w:beforeAutospacing="0" w:lineRule="auto"/>
-        <w:ind w:left="720" w:hanging="360"/>
-      </w:pPr>
-      <w:r>
-        <w:rPr>
-          <w:rtl w:val="0"/>
-        </w:rPr>
-        <w:t xml:space="preserve">Optional Docker-based Spark setup for environment consistency</w:t>
-      </w:r>
-    </w:p>
-    <w:p>
-      <w:pPr>
-        <w:spacing w:after="240" w:before="240" w:lineRule="auto"/>
-        <w:rPr>
-          <w:b w:val="1"/>
-          <w:bCs w:val="1"/>
-        </w:rPr>
-      </w:pPr>
-      <w:r>
-        <w:rPr>
-          <w:b w:val="1"/>
-          <w:bCs w:val="1"/>
-          <w:rtl w:val="0"/>
-        </w:rPr>
-        <w:t xml:space="preserve">Hardware Requirements:</w:t>
+        <w:spacing w:after="240"/>
+      </w:pPr>
+      <w:r>
+        <w:t>Optional Docker-based Spark setup for environment consistency</w:t>
+      </w:r>
+    </w:p>
+    <w:p>
+      <w:pPr>
+        <w:spacing w:before="240" w:after="240"/>
+        <w:rPr>
+          <w:b/>
+          <w:bCs/>
+        </w:rPr>
+      </w:pPr>
+      <w:r>
+        <w:rPr>
+          <w:b/>
+          <w:bCs/>
+        </w:rPr>
+        <w:t>Hardware Requirements:</w:t>
       </w:r>
     </w:p>
     <w:p>
@@ -837,14 +665,10 @@
           <w:ilvl w:val="0"/>
           <w:numId w:val="6"/>
         </w:numPr>
-        <w:spacing w:after="0" w:afterAutospacing="0" w:before="240" w:lineRule="auto"/>
-        <w:ind w:left="720" w:hanging="360"/>
-      </w:pPr>
-      <w:r>
-        <w:rPr>
-          <w:rtl w:val="0"/>
-        </w:rPr>
-        <w:t xml:space="preserve">Standard laptops (8–16 GB RAM sufficient)</w:t>
+        <w:spacing w:before="240"/>
+      </w:pPr>
+      <w:r>
+        <w:t>Standard laptops (8–16 GB RAM sufficient)</w:t>
       </w:r>
     </w:p>
     <w:p>
@@ -853,38 +677,29 @@
           <w:ilvl w:val="0"/>
           <w:numId w:val="6"/>
         </w:numPr>
-        <w:spacing w:after="240" w:before="0" w:beforeAutospacing="0" w:lineRule="auto"/>
-        <w:ind w:left="720" w:hanging="360"/>
-      </w:pPr>
-      <w:r>
-        <w:rPr>
-          <w:rtl w:val="0"/>
-        </w:rPr>
-        <w:t xml:space="preserve">No cloud infrastructure required</w:t>
-      </w:r>
-    </w:p>
-    <w:p>
-      <w:pPr>
-        <w:rPr/>
-      </w:pPr>
-      <w:r>
-        <w:rPr>
-          <w:rtl w:val="0"/>
-        </w:rPr>
-      </w:r>
-    </w:p>
+        <w:spacing w:after="240"/>
+      </w:pPr>
+      <w:r>
+        <w:t>No cloud infrastructure required</w:t>
+      </w:r>
+    </w:p>
+    <w:p/>
     <w:sectPr>
-      <w:pgSz w:h="16834" w:w="11909" w:orient="portrait"/>
-      <w:pgMar w:bottom="1440" w:top="1440" w:left="1440" w:right="1440" w:header="720" w:footer="720"/>
+      <w:pgSz w:w="11909" w:h="16834"/>
+      <w:pgMar w:top="1440" w:right="1440" w:bottom="1440" w:left="1440" w:header="720" w:footer="720" w:gutter="0"/>
       <w:pgNumType w:start="1"/>
+      <w:cols w:space="720"/>
     </w:sectPr>
   </w:body>
 </w:document>
 </file>
 
 <file path=word/numbering.xml><?xml version="1.0" encoding="utf-8"?>
-<w:numbering xmlns:mc="http://schemas.openxmlformats.org/markup-compatibility/2006" xmlns:o="urn:schemas-microsoft-com:office:office" xmlns:r="http://schemas.openxmlformats.org/officeDocument/2006/relationships" xmlns:m="http://schemas.openxmlformats.org/officeDocument/2006/math" xmlns:v="urn:schemas-microsoft-com:vml" xmlns:wp="http://schemas.openxmlformats.org/drawingml/2006/wordprocessingDrawing" xmlns:w10="urn:schemas-microsoft-com:office:word" xmlns:w="http://schemas.openxmlformats.org/wordprocessingml/2006/main" xmlns:wne="http://schemas.microsoft.com/office/word/2006/wordml" xmlns:sl="http://schemas.openxmlformats.org/schemaLibrary/2006/main" xmlns:a="http://schemas.openxmlformats.org/drawingml/2006/main" xmlns:pic="http://schemas.openxmlformats.org/drawingml/2006/picture" xmlns:c="http://schemas.openxmlformats.org/drawingml/2006/chart" xmlns:lc="http://schemas.openxmlformats.org/drawingml/2006/lockedCanvas" xmlns:dgm="http://schemas.openxmlformats.org/drawingml/2006/diagram" xmlns:wps="http://schemas.microsoft.com/office/word/2010/wordprocessingShape" xmlns:wpg="http://schemas.microsoft.com/office/word/2010/wordprocessingGroup" xmlns:w14="http://schemas.microsoft.com/office/word/2010/wordml" xmlns:w15="http://schemas.microsoft.com/office/word/2012/wordml" xmlns:w16="http://schemas.microsoft.com/office/word/2018/wordml" xmlns:w16cex="http://schemas.microsoft.com/office/word/2018/wordml/cex" xmlns:w16cid="http://schemas.microsoft.com/office/word/2016/wordml/cid" xmlns="http://schemas.microsoft.com/office/tasks/2019/documenttasks" xmlns:cr="http://schemas.microsoft.com/office/comments/2020/reactions">
-  <w:abstractNum w:abstractNumId="1">
+<w:numbering xmlns:wpc="http://schemas.microsoft.com/office/word/2010/wordprocessingCanvas" xmlns:cx="http://schemas.microsoft.com/office/drawing/2014/chartex" xmlns:cx1="http://schemas.microsoft.com/office/drawing/2015/9/8/chartex" xmlns:cx2="http://schemas.microsoft.com/office/drawing/2015/10/21/chartex" xmlns:cx3="http://schemas.microsoft.com/office/drawing/2016/5/9/chartex" xmlns:cx4="http://schemas.microsoft.com/office/drawing/2016/5/10/chartex" xmlns:cx5="http://schemas.microsoft.com/office/drawing/2016/5/11/chartex" xmlns:cx6="http://schemas.microsoft.com/office/drawing/2016/5/12/chartex" xmlns:cx7="http://schemas.microsoft.com/office/drawing/2016/5/13/chartex" xmlns:cx8="http://schemas.microsoft.com/office/drawing/2016/5/14/chartex" xmlns:mc="http://schemas.openxmlformats.org/markup-compatibility/2006" xmlns:aink="http://schemas.microsoft.com/office/drawing/2016/ink" xmlns:am3d="http://schemas.microsoft.com/office/drawing/2017/model3d" xmlns:o="urn:schemas-microsoft-com:office:office" xmlns:oel="http://schemas.microsoft.com/office/2019/extlst" xmlns:r="http://schemas.openxmlformats.org/officeDocument/2006/relationships" xmlns:m="http://schemas.openxmlformats.org/officeDocument/2006/math" xmlns:v="urn:schemas-microsoft-com:vml" xmlns:wp14="http://schemas.microsoft.com/office/word/2010/wordprocessingDrawing" xmlns:wp="http://schemas.openxmlformats.org/drawingml/2006/wordprocessingDrawing" xmlns:w10="urn:schemas-microsoft-com:office:word" xmlns:w="http://schemas.openxmlformats.org/wordprocessingml/2006/main" xmlns:w14="http://schemas.microsoft.com/office/word/2010/wordml" xmlns:w15="http://schemas.microsoft.com/office/word/2012/wordml" xmlns:w16cex="http://schemas.microsoft.com/office/word/2018/wordml/cex" xmlns:w16cid="http://schemas.microsoft.com/office/word/2016/wordml/cid" xmlns:w16="http://schemas.microsoft.com/office/word/2018/wordml" xmlns:w16du="http://schemas.microsoft.com/office/word/2023/wordml/word16du" xmlns:w16sdtdh="http://schemas.microsoft.com/office/word/2020/wordml/sdtdatahash" xmlns:w16sdtfl="http://schemas.microsoft.com/office/word/2024/wordml/sdtformatlock" xmlns:w16se="http://schemas.microsoft.com/office/word/2015/wordml/symex" xmlns:wpg="http://schemas.microsoft.com/office/word/2010/wordprocessingGroup" xmlns:wpi="http://schemas.microsoft.com/office/word/2010/wordprocessingInk" xmlns:wne="http://schemas.microsoft.com/office/word/2006/wordml" xmlns:wps="http://schemas.microsoft.com/office/word/2010/wordprocessingShape" mc:Ignorable="w14 w15 w16se w16cid w16 w16cex w16sdtdh w16sdtfl w16du wp14">
+  <w:abstractNum w:abstractNumId="0" w15:restartNumberingAfterBreak="0">
+    <w:nsid w:val="10BA67B3"/>
+    <w:multiLevelType w:val="multilevel"/>
+    <w:tmpl w:val="2CB6C884"/>
     <w:lvl w:ilvl="0">
       <w:start w:val="1"/>
       <w:numFmt w:val="bullet"/>
@@ -994,7 +809,10 @@
       </w:rPr>
     </w:lvl>
   </w:abstractNum>
-  <w:abstractNum w:abstractNumId="2">
+  <w:abstractNum w:abstractNumId="1" w15:restartNumberingAfterBreak="0">
+    <w:nsid w:val="24FE6617"/>
+    <w:multiLevelType w:val="multilevel"/>
+    <w:tmpl w:val="9508CA82"/>
     <w:lvl w:ilvl="0">
       <w:start w:val="1"/>
       <w:numFmt w:val="bullet"/>
@@ -1104,7 +922,10 @@
       </w:rPr>
     </w:lvl>
   </w:abstractNum>
-  <w:abstractNum w:abstractNumId="3">
+  <w:abstractNum w:abstractNumId="2" w15:restartNumberingAfterBreak="0">
+    <w:nsid w:val="31594D63"/>
+    <w:multiLevelType w:val="multilevel"/>
+    <w:tmpl w:val="02282B38"/>
     <w:lvl w:ilvl="0">
       <w:start w:val="1"/>
       <w:numFmt w:val="bullet"/>
@@ -1214,7 +1035,10 @@
       </w:rPr>
     </w:lvl>
   </w:abstractNum>
-  <w:abstractNum w:abstractNumId="4">
+  <w:abstractNum w:abstractNumId="3" w15:restartNumberingAfterBreak="0">
+    <w:nsid w:val="35194546"/>
+    <w:multiLevelType w:val="multilevel"/>
+    <w:tmpl w:val="B7826F88"/>
     <w:lvl w:ilvl="0">
       <w:start w:val="1"/>
       <w:numFmt w:val="bullet"/>
@@ -1324,7 +1148,10 @@
       </w:rPr>
     </w:lvl>
   </w:abstractNum>
-  <w:abstractNum w:abstractNumId="5">
+  <w:abstractNum w:abstractNumId="4" w15:restartNumberingAfterBreak="0">
+    <w:nsid w:val="37F91887"/>
+    <w:multiLevelType w:val="multilevel"/>
+    <w:tmpl w:val="54CCA9C0"/>
     <w:lvl w:ilvl="0">
       <w:start w:val="1"/>
       <w:numFmt w:val="bullet"/>
@@ -1434,7 +1261,10 @@
       </w:rPr>
     </w:lvl>
   </w:abstractNum>
-  <w:abstractNum w:abstractNumId="6">
+  <w:abstractNum w:abstractNumId="5" w15:restartNumberingAfterBreak="0">
+    <w:nsid w:val="390546D7"/>
+    <w:multiLevelType w:val="multilevel"/>
+    <w:tmpl w:val="AEBE5C82"/>
     <w:lvl w:ilvl="0">
       <w:start w:val="1"/>
       <w:numFmt w:val="bullet"/>
@@ -1544,7 +1374,10 @@
       </w:rPr>
     </w:lvl>
   </w:abstractNum>
-  <w:abstractNum w:abstractNumId="7">
+  <w:abstractNum w:abstractNumId="6" w15:restartNumberingAfterBreak="0">
+    <w:nsid w:val="392042D8"/>
+    <w:multiLevelType w:val="multilevel"/>
+    <w:tmpl w:val="52EA5E4A"/>
     <w:lvl w:ilvl="0">
       <w:start w:val="1"/>
       <w:numFmt w:val="bullet"/>
@@ -1654,7 +1487,10 @@
       </w:rPr>
     </w:lvl>
   </w:abstractNum>
-  <w:abstractNum w:abstractNumId="8">
+  <w:abstractNum w:abstractNumId="7" w15:restartNumberingAfterBreak="0">
+    <w:nsid w:val="68EE48D2"/>
+    <w:multiLevelType w:val="multilevel"/>
+    <w:tmpl w:val="DB6C7592"/>
     <w:lvl w:ilvl="0">
       <w:start w:val="1"/>
       <w:numFmt w:val="bullet"/>
@@ -1764,42 +1600,42 @@
       </w:rPr>
     </w:lvl>
   </w:abstractNum>
-  <w:num w:numId="1">
+  <w:num w:numId="1" w16cid:durableId="1442257529">
+    <w:abstractNumId w:val="2"/>
+  </w:num>
+  <w:num w:numId="2" w16cid:durableId="634870719">
+    <w:abstractNumId w:val="3"/>
+  </w:num>
+  <w:num w:numId="3" w16cid:durableId="456028389">
+    <w:abstractNumId w:val="5"/>
+  </w:num>
+  <w:num w:numId="4" w16cid:durableId="1977491716">
+    <w:abstractNumId w:val="7"/>
+  </w:num>
+  <w:num w:numId="5" w16cid:durableId="1762985297">
     <w:abstractNumId w:val="1"/>
   </w:num>
-  <w:num w:numId="2">
-    <w:abstractNumId w:val="2"/>
-  </w:num>
-  <w:num w:numId="3">
-    <w:abstractNumId w:val="3"/>
-  </w:num>
-  <w:num w:numId="4">
-    <w:abstractNumId w:val="4"/>
-  </w:num>
-  <w:num w:numId="5">
-    <w:abstractNumId w:val="5"/>
-  </w:num>
-  <w:num w:numId="6">
+  <w:num w:numId="6" w16cid:durableId="245000220">
     <w:abstractNumId w:val="6"/>
   </w:num>
-  <w:num w:numId="7">
-    <w:abstractNumId w:val="7"/>
+  <w:num w:numId="7" w16cid:durableId="763958759">
+    <w:abstractNumId w:val="0"/>
   </w:num>
-  <w:num w:numId="8">
-    <w:abstractNumId w:val="8"/>
+  <w:num w:numId="8" w16cid:durableId="1562014070">
+    <w:abstractNumId w:val="4"/>
   </w:num>
 </w:numbering>
 </file>
 
 <file path=word/styles.xml><?xml version="1.0" encoding="utf-8"?>
-<w:styles xmlns:mc="http://schemas.openxmlformats.org/markup-compatibility/2006" xmlns:o="urn:schemas-microsoft-com:office:office" xmlns:r="http://schemas.openxmlformats.org/officeDocument/2006/relationships" xmlns:m="http://schemas.openxmlformats.org/officeDocument/2006/math" xmlns:v="urn:schemas-microsoft-com:vml" xmlns:wp="http://schemas.openxmlformats.org/drawingml/2006/wordprocessingDrawing" xmlns:w10="urn:schemas-microsoft-com:office:word" xmlns:w="http://schemas.openxmlformats.org/wordprocessingml/2006/main" xmlns:wne="http://schemas.microsoft.com/office/word/2006/wordml" xmlns:sl="http://schemas.openxmlformats.org/schemaLibrary/2006/main" xmlns:a="http://schemas.openxmlformats.org/drawingml/2006/main" xmlns:pic="http://schemas.openxmlformats.org/drawingml/2006/picture" xmlns:c="http://schemas.openxmlformats.org/drawingml/2006/chart" xmlns:lc="http://schemas.openxmlformats.org/drawingml/2006/lockedCanvas" xmlns:dgm="http://schemas.openxmlformats.org/drawingml/2006/diagram" xmlns:wps="http://schemas.microsoft.com/office/word/2010/wordprocessingShape" xmlns:wpg="http://schemas.microsoft.com/office/word/2010/wordprocessingGroup" xmlns:w14="http://schemas.microsoft.com/office/word/2010/wordml" xmlns:w15="http://schemas.microsoft.com/office/word/2012/wordml" xmlns:w16="http://schemas.microsoft.com/office/word/2018/wordml" xmlns:w16cex="http://schemas.microsoft.com/office/word/2018/wordml/cex" xmlns:w16cid="http://schemas.microsoft.com/office/word/2016/wordml/cid" xmlns="http://schemas.microsoft.com/office/tasks/2019/documenttasks" xmlns:cr="http://schemas.microsoft.com/office/comments/2020/reactions">
+<w:styles xmlns:mc="http://schemas.openxmlformats.org/markup-compatibility/2006" xmlns:r="http://schemas.openxmlformats.org/officeDocument/2006/relationships" xmlns:w="http://schemas.openxmlformats.org/wordprocessingml/2006/main" xmlns:w14="http://schemas.microsoft.com/office/word/2010/wordml" xmlns:w15="http://schemas.microsoft.com/office/word/2012/wordml" xmlns:w16cex="http://schemas.microsoft.com/office/word/2018/wordml/cex" xmlns:w16cid="http://schemas.microsoft.com/office/word/2016/wordml/cid" xmlns:w16="http://schemas.microsoft.com/office/word/2018/wordml" xmlns:w16du="http://schemas.microsoft.com/office/word/2023/wordml/word16du" xmlns:w16sdtdh="http://schemas.microsoft.com/office/word/2020/wordml/sdtdatahash" xmlns:w16sdtfl="http://schemas.microsoft.com/office/word/2024/wordml/sdtformatlock" xmlns:w16se="http://schemas.microsoft.com/office/word/2015/wordml/symex" mc:Ignorable="w14 w15 w16se w16cid w16 w16cex w16sdtdh w16sdtfl w16du">
   <w:docDefaults>
     <w:rPrDefault>
       <w:rPr>
-        <w:rFonts w:ascii="Arial" w:cs="Arial" w:eastAsia="Arial" w:hAnsi="Arial"/>
+        <w:rFonts w:ascii="Arial" w:eastAsia="Arial" w:hAnsi="Arial" w:cs="Arial"/>
         <w:sz w:val="22"/>
         <w:szCs w:val="22"/>
-        <w:lang w:val="tr"/>
+        <w:lang w:val="tr" w:eastAsia="en-150" w:bidi="ar-SA"/>
       </w:rPr>
     </w:rPrDefault>
     <w:pPrDefault>
@@ -1808,29 +1644,399 @@
       </w:pPr>
     </w:pPrDefault>
   </w:docDefaults>
-  <w:style w:type="table" w:styleId="TableNormal" w:default="1">
-    <w:name w:val="TableNormal"/>
-    <w:tblPr>
-      <w:tblCellMar>
-        <w:top w:w="100.0" w:type="dxa"/>
-        <w:left w:w="100.0" w:type="dxa"/>
-        <w:bottom w:w="100.0" w:type="dxa"/>
-        <w:right w:w="100.0" w:type="dxa"/>
-      </w:tblCellMar>
-    </w:tblPr>
-  </w:style>
-  <w:style w:type="paragraph" w:styleId="Normal" w:default="1">
-    <w:name w:val="normal"/>
+  <w:latentStyles w:defLockedState="0" w:defUIPriority="99" w:defSemiHidden="0" w:defUnhideWhenUsed="0" w:defQFormat="0" w:count="376">
+    <w:lsdException w:name="Normal" w:uiPriority="0" w:qFormat="1"/>
+    <w:lsdException w:name="heading 1" w:uiPriority="9" w:qFormat="1"/>
+    <w:lsdException w:name="heading 2" w:semiHidden="1" w:uiPriority="9" w:unhideWhenUsed="1" w:qFormat="1"/>
+    <w:lsdException w:name="heading 3" w:semiHidden="1" w:uiPriority="9" w:unhideWhenUsed="1" w:qFormat="1"/>
+    <w:lsdException w:name="heading 4" w:semiHidden="1" w:uiPriority="9" w:unhideWhenUsed="1" w:qFormat="1"/>
+    <w:lsdException w:name="heading 5" w:semiHidden="1" w:uiPriority="9" w:unhideWhenUsed="1" w:qFormat="1"/>
+    <w:lsdException w:name="heading 6" w:semiHidden="1" w:uiPriority="9" w:unhideWhenUsed="1" w:qFormat="1"/>
+    <w:lsdException w:name="heading 7" w:semiHidden="1" w:uiPriority="9" w:unhideWhenUsed="1" w:qFormat="1"/>
+    <w:lsdException w:name="heading 8" w:semiHidden="1" w:uiPriority="9" w:unhideWhenUsed="1" w:qFormat="1"/>
+    <w:lsdException w:name="heading 9" w:semiHidden="1" w:uiPriority="9" w:unhideWhenUsed="1" w:qFormat="1"/>
+    <w:lsdException w:name="index 1" w:semiHidden="1" w:unhideWhenUsed="1"/>
+    <w:lsdException w:name="index 2" w:semiHidden="1" w:unhideWhenUsed="1"/>
+    <w:lsdException w:name="index 3" w:semiHidden="1" w:unhideWhenUsed="1"/>
+    <w:lsdException w:name="index 4" w:semiHidden="1" w:unhideWhenUsed="1"/>
+    <w:lsdException w:name="index 5" w:semiHidden="1" w:unhideWhenUsed="1"/>
+    <w:lsdException w:name="index 6" w:semiHidden="1" w:unhideWhenUsed="1"/>
+    <w:lsdException w:name="index 7" w:semiHidden="1" w:unhideWhenUsed="1"/>
+    <w:lsdException w:name="index 8" w:semiHidden="1" w:unhideWhenUsed="1"/>
+    <w:lsdException w:name="index 9" w:semiHidden="1" w:unhideWhenUsed="1"/>
+    <w:lsdException w:name="toc 1" w:semiHidden="1" w:uiPriority="39" w:unhideWhenUsed="1"/>
+    <w:lsdException w:name="toc 2" w:semiHidden="1" w:uiPriority="39" w:unhideWhenUsed="1"/>
+    <w:lsdException w:name="toc 3" w:semiHidden="1" w:uiPriority="39" w:unhideWhenUsed="1"/>
+    <w:lsdException w:name="toc 4" w:semiHidden="1" w:uiPriority="39" w:unhideWhenUsed="1"/>
+    <w:lsdException w:name="toc 5" w:semiHidden="1" w:uiPriority="39" w:unhideWhenUsed="1"/>
+    <w:lsdException w:name="toc 6" w:semiHidden="1" w:uiPriority="39" w:unhideWhenUsed="1"/>
+    <w:lsdException w:name="toc 7" w:semiHidden="1" w:uiPriority="39" w:unhideWhenUsed="1"/>
+    <w:lsdException w:name="toc 8" w:semiHidden="1" w:uiPriority="39" w:unhideWhenUsed="1"/>
+    <w:lsdException w:name="toc 9" w:semiHidden="1" w:uiPriority="39" w:unhideWhenUsed="1"/>
+    <w:lsdException w:name="Normal Indent" w:semiHidden="1" w:unhideWhenUsed="1"/>
+    <w:lsdException w:name="footnote text" w:semiHidden="1" w:unhideWhenUsed="1"/>
+    <w:lsdException w:name="annotation text" w:semiHidden="1" w:unhideWhenUsed="1"/>
+    <w:lsdException w:name="header" w:semiHidden="1" w:unhideWhenUsed="1"/>
+    <w:lsdException w:name="footer" w:semiHidden="1" w:unhideWhenUsed="1"/>
+    <w:lsdException w:name="index heading" w:semiHidden="1" w:unhideWhenUsed="1"/>
+    <w:lsdException w:name="caption" w:semiHidden="1" w:uiPriority="35" w:unhideWhenUsed="1" w:qFormat="1"/>
+    <w:lsdException w:name="table of figures" w:semiHidden="1" w:unhideWhenUsed="1"/>
+    <w:lsdException w:name="envelope address" w:semiHidden="1" w:unhideWhenUsed="1"/>
+    <w:lsdException w:name="envelope return" w:semiHidden="1" w:unhideWhenUsed="1"/>
+    <w:lsdException w:name="footnote reference" w:semiHidden="1" w:unhideWhenUsed="1"/>
+    <w:lsdException w:name="annotation reference" w:semiHidden="1" w:unhideWhenUsed="1"/>
+    <w:lsdException w:name="line number" w:semiHidden="1" w:unhideWhenUsed="1"/>
+    <w:lsdException w:name="page number" w:semiHidden="1" w:unhideWhenUsed="1"/>
+    <w:lsdException w:name="endnote reference" w:semiHidden="1" w:unhideWhenUsed="1"/>
+    <w:lsdException w:name="endnote text" w:semiHidden="1" w:unhideWhenUsed="1"/>
+    <w:lsdException w:name="table of authorities" w:semiHidden="1" w:unhideWhenUsed="1"/>
+    <w:lsdException w:name="macro" w:semiHidden="1" w:unhideWhenUsed="1"/>
+    <w:lsdException w:name="toa heading" w:semiHidden="1" w:unhideWhenUsed="1"/>
+    <w:lsdException w:name="List" w:semiHidden="1" w:unhideWhenUsed="1"/>
+    <w:lsdException w:name="List Bullet" w:semiHidden="1" w:unhideWhenUsed="1"/>
+    <w:lsdException w:name="List Number" w:semiHidden="1" w:unhideWhenUsed="1"/>
+    <w:lsdException w:name="List 2" w:semiHidden="1" w:unhideWhenUsed="1"/>
+    <w:lsdException w:name="List 3" w:semiHidden="1" w:unhideWhenUsed="1"/>
+    <w:lsdException w:name="List 4" w:semiHidden="1" w:unhideWhenUsed="1"/>
+    <w:lsdException w:name="List 5" w:semiHidden="1" w:unhideWhenUsed="1"/>
+    <w:lsdException w:name="List Bullet 2" w:semiHidden="1" w:unhideWhenUsed="1"/>
+    <w:lsdException w:name="List Bullet 3" w:semiHidden="1" w:unhideWhenUsed="1"/>
+    <w:lsdException w:name="List Bullet 4" w:semiHidden="1" w:unhideWhenUsed="1"/>
+    <w:lsdException w:name="List Bullet 5" w:semiHidden="1" w:unhideWhenUsed="1"/>
+    <w:lsdException w:name="List Number 2" w:semiHidden="1" w:unhideWhenUsed="1"/>
+    <w:lsdException w:name="List Number 3" w:semiHidden="1" w:unhideWhenUsed="1"/>
+    <w:lsdException w:name="List Number 4" w:semiHidden="1" w:unhideWhenUsed="1"/>
+    <w:lsdException w:name="List Number 5" w:semiHidden="1" w:unhideWhenUsed="1"/>
+    <w:lsdException w:name="Title" w:uiPriority="10" w:qFormat="1"/>
+    <w:lsdException w:name="Closing" w:semiHidden="1" w:unhideWhenUsed="1"/>
+    <w:lsdException w:name="Signature" w:semiHidden="1" w:unhideWhenUsed="1"/>
+    <w:lsdException w:name="Default Paragraph Font" w:semiHidden="1" w:uiPriority="1" w:unhideWhenUsed="1"/>
+    <w:lsdException w:name="Body Text" w:semiHidden="1" w:unhideWhenUsed="1"/>
+    <w:lsdException w:name="Body Text Indent" w:semiHidden="1" w:unhideWhenUsed="1"/>
+    <w:lsdException w:name="List Continue" w:semiHidden="1" w:unhideWhenUsed="1"/>
+    <w:lsdException w:name="List Continue 2" w:semiHidden="1" w:unhideWhenUsed="1"/>
+    <w:lsdException w:name="List Continue 3" w:semiHidden="1" w:unhideWhenUsed="1"/>
+    <w:lsdException w:name="List Continue 4" w:semiHidden="1" w:unhideWhenUsed="1"/>
+    <w:lsdException w:name="List Continue 5" w:semiHidden="1" w:unhideWhenUsed="1"/>
+    <w:lsdException w:name="Message Header" w:semiHidden="1" w:unhideWhenUsed="1"/>
+    <w:lsdException w:name="Subtitle" w:uiPriority="11" w:qFormat="1"/>
+    <w:lsdException w:name="Salutation" w:semiHidden="1" w:unhideWhenUsed="1"/>
+    <w:lsdException w:name="Date" w:semiHidden="1" w:unhideWhenUsed="1"/>
+    <w:lsdException w:name="Body Text First Indent" w:semiHidden="1" w:unhideWhenUsed="1"/>
+    <w:lsdException w:name="Body Text First Indent 2" w:semiHidden="1" w:unhideWhenUsed="1"/>
+    <w:lsdException w:name="Note Heading" w:semiHidden="1" w:unhideWhenUsed="1"/>
+    <w:lsdException w:name="Body Text 2" w:semiHidden="1" w:unhideWhenUsed="1"/>
+    <w:lsdException w:name="Body Text 3" w:semiHidden="1" w:unhideWhenUsed="1"/>
+    <w:lsdException w:name="Body Text Indent 2" w:semiHidden="1" w:unhideWhenUsed="1"/>
+    <w:lsdException w:name="Body Text Indent 3" w:semiHidden="1" w:unhideWhenUsed="1"/>
+    <w:lsdException w:name="Block Text" w:semiHidden="1" w:unhideWhenUsed="1"/>
+    <w:lsdException w:name="Hyperlink" w:semiHidden="1" w:unhideWhenUsed="1"/>
+    <w:lsdException w:name="FollowedHyperlink" w:semiHidden="1" w:unhideWhenUsed="1"/>
+    <w:lsdException w:name="Strong" w:uiPriority="22" w:qFormat="1"/>
+    <w:lsdException w:name="Emphasis" w:uiPriority="20" w:qFormat="1"/>
+    <w:lsdException w:name="Document Map" w:semiHidden="1" w:unhideWhenUsed="1"/>
+    <w:lsdException w:name="Plain Text" w:semiHidden="1" w:unhideWhenUsed="1"/>
+    <w:lsdException w:name="E-mail Signature" w:semiHidden="1" w:unhideWhenUsed="1"/>
+    <w:lsdException w:name="HTML Top of Form" w:semiHidden="1" w:unhideWhenUsed="1"/>
+    <w:lsdException w:name="HTML Bottom of Form" w:semiHidden="1" w:unhideWhenUsed="1"/>
+    <w:lsdException w:name="Normal (Web)" w:semiHidden="1" w:unhideWhenUsed="1"/>
+    <w:lsdException w:name="HTML Acronym" w:semiHidden="1" w:unhideWhenUsed="1"/>
+    <w:lsdException w:name="HTML Address" w:semiHidden="1" w:unhideWhenUsed="1"/>
+    <w:lsdException w:name="HTML Cite" w:semiHidden="1" w:unhideWhenUsed="1"/>
+    <w:lsdException w:name="HTML Code" w:semiHidden="1" w:unhideWhenUsed="1"/>
+    <w:lsdException w:name="HTML Definition" w:semiHidden="1" w:unhideWhenUsed="1"/>
+    <w:lsdException w:name="HTML Keyboard" w:semiHidden="1" w:unhideWhenUsed="1"/>
+    <w:lsdException w:name="HTML Preformatted" w:semiHidden="1" w:unhideWhenUsed="1"/>
+    <w:lsdException w:name="HTML Sample" w:semiHidden="1" w:unhideWhenUsed="1"/>
+    <w:lsdException w:name="HTML Typewriter" w:semiHidden="1" w:unhideWhenUsed="1"/>
+    <w:lsdException w:name="HTML Variable" w:semiHidden="1" w:unhideWhenUsed="1"/>
+    <w:lsdException w:name="Normal Table" w:semiHidden="1" w:unhideWhenUsed="1"/>
+    <w:lsdException w:name="annotation subject" w:semiHidden="1" w:unhideWhenUsed="1"/>
+    <w:lsdException w:name="No List" w:semiHidden="1" w:unhideWhenUsed="1"/>
+    <w:lsdException w:name="Outline List 1" w:semiHidden="1" w:unhideWhenUsed="1"/>
+    <w:lsdException w:name="Outline List 2" w:semiHidden="1" w:unhideWhenUsed="1"/>
+    <w:lsdException w:name="Outline List 3" w:semiHidden="1" w:unhideWhenUsed="1"/>
+    <w:lsdException w:name="Table Simple 1" w:semiHidden="1" w:unhideWhenUsed="1"/>
+    <w:lsdException w:name="Table Simple 2" w:semiHidden="1" w:unhideWhenUsed="1"/>
+    <w:lsdException w:name="Table Simple 3" w:semiHidden="1" w:unhideWhenUsed="1"/>
+    <w:lsdException w:name="Table Classic 1" w:semiHidden="1" w:unhideWhenUsed="1"/>
+    <w:lsdException w:name="Table Classic 2" w:semiHidden="1" w:unhideWhenUsed="1"/>
+    <w:lsdException w:name="Table Classic 3" w:semiHidden="1" w:unhideWhenUsed="1"/>
+    <w:lsdException w:name="Table Classic 4" w:semiHidden="1" w:unhideWhenUsed="1"/>
+    <w:lsdException w:name="Table Colorful 1" w:semiHidden="1" w:unhideWhenUsed="1"/>
+    <w:lsdException w:name="Table Colorful 2" w:semiHidden="1" w:unhideWhenUsed="1"/>
+    <w:lsdException w:name="Table Colorful 3" w:semiHidden="1" w:unhideWhenUsed="1"/>
+    <w:lsdException w:name="Table Columns 1" w:semiHidden="1" w:unhideWhenUsed="1"/>
+    <w:lsdException w:name="Table Columns 2" w:semiHidden="1" w:unhideWhenUsed="1"/>
+    <w:lsdException w:name="Table Columns 3" w:semiHidden="1" w:unhideWhenUsed="1"/>
+    <w:lsdException w:name="Table Columns 4" w:semiHidden="1" w:unhideWhenUsed="1"/>
+    <w:lsdException w:name="Table Columns 5" w:semiHidden="1" w:unhideWhenUsed="1"/>
+    <w:lsdException w:name="Table Grid 1" w:semiHidden="1" w:unhideWhenUsed="1"/>
+    <w:lsdException w:name="Table Grid 2" w:semiHidden="1" w:unhideWhenUsed="1"/>
+    <w:lsdException w:name="Table Grid 3" w:semiHidden="1" w:unhideWhenUsed="1"/>
+    <w:lsdException w:name="Table Grid 4" w:semiHidden="1" w:unhideWhenUsed="1"/>
+    <w:lsdException w:name="Table Grid 5" w:semiHidden="1" w:unhideWhenUsed="1"/>
+    <w:lsdException w:name="Table Grid 6" w:semiHidden="1" w:unhideWhenUsed="1"/>
+    <w:lsdException w:name="Table Grid 7" w:semiHidden="1" w:unhideWhenUsed="1"/>
+    <w:lsdException w:name="Table Grid 8" w:semiHidden="1" w:unhideWhenUsed="1"/>
+    <w:lsdException w:name="Table List 1" w:semiHidden="1" w:unhideWhenUsed="1"/>
+    <w:lsdException w:name="Table List 2" w:semiHidden="1" w:unhideWhenUsed="1"/>
+    <w:lsdException w:name="Table List 3" w:semiHidden="1" w:unhideWhenUsed="1"/>
+    <w:lsdException w:name="Table List 4" w:semiHidden="1" w:unhideWhenUsed="1"/>
+    <w:lsdException w:name="Table List 5" w:semiHidden="1" w:unhideWhenUsed="1"/>
+    <w:lsdException w:name="Table List 6" w:semiHidden="1" w:unhideWhenUsed="1"/>
+    <w:lsdException w:name="Table List 7" w:semiHidden="1" w:unhideWhenUsed="1"/>
+    <w:lsdException w:name="Table List 8" w:semiHidden="1" w:unhideWhenUsed="1"/>
+    <w:lsdException w:name="Table 3D effects 1" w:semiHidden="1" w:unhideWhenUsed="1"/>
+    <w:lsdException w:name="Table 3D effects 2" w:semiHidden="1" w:unhideWhenUsed="1"/>
+    <w:lsdException w:name="Table 3D effects 3" w:semiHidden="1" w:unhideWhenUsed="1"/>
+    <w:lsdException w:name="Table Contemporary" w:semiHidden="1" w:unhideWhenUsed="1"/>
+    <w:lsdException w:name="Table Elegant" w:semiHidden="1" w:unhideWhenUsed="1"/>
+    <w:lsdException w:name="Table Professional" w:semiHidden="1" w:unhideWhenUsed="1"/>
+    <w:lsdException w:name="Table Subtle 1" w:semiHidden="1" w:unhideWhenUsed="1"/>
+    <w:lsdException w:name="Table Subtle 2" w:semiHidden="1" w:unhideWhenUsed="1"/>
+    <w:lsdException w:name="Table Web 1" w:semiHidden="1" w:unhideWhenUsed="1"/>
+    <w:lsdException w:name="Table Web 2" w:semiHidden="1" w:unhideWhenUsed="1"/>
+    <w:lsdException w:name="Table Web 3" w:semiHidden="1" w:unhideWhenUsed="1"/>
+    <w:lsdException w:name="Balloon Text" w:semiHidden="1" w:unhideWhenUsed="1"/>
+    <w:lsdException w:name="Table Grid" w:uiPriority="39"/>
+    <w:lsdException w:name="Table Theme" w:semiHidden="1" w:unhideWhenUsed="1"/>
+    <w:lsdException w:name="Placeholder Text" w:semiHidden="1"/>
+    <w:lsdException w:name="No Spacing" w:uiPriority="1" w:qFormat="1"/>
+    <w:lsdException w:name="Light Shading" w:uiPriority="60"/>
+    <w:lsdException w:name="Light List" w:uiPriority="61"/>
+    <w:lsdException w:name="Light Grid" w:uiPriority="62"/>
+    <w:lsdException w:name="Medium Shading 1" w:uiPriority="63"/>
+    <w:lsdException w:name="Medium Shading 2" w:uiPriority="64"/>
+    <w:lsdException w:name="Medium List 1" w:uiPriority="65"/>
+    <w:lsdException w:name="Medium List 2" w:uiPriority="66"/>
+    <w:lsdException w:name="Medium Grid 1" w:uiPriority="67"/>
+    <w:lsdException w:name="Medium Grid 2" w:uiPriority="68"/>
+    <w:lsdException w:name="Medium Grid 3" w:uiPriority="69"/>
+    <w:lsdException w:name="Dark List" w:uiPriority="70"/>
+    <w:lsdException w:name="Colorful Shading" w:uiPriority="71"/>
+    <w:lsdException w:name="Colorful List" w:uiPriority="72"/>
+    <w:lsdException w:name="Colorful Grid" w:uiPriority="73"/>
+    <w:lsdException w:name="Light Shading Accent 1" w:uiPriority="60"/>
+    <w:lsdException w:name="Light List Accent 1" w:uiPriority="61"/>
+    <w:lsdException w:name="Light Grid Accent 1" w:uiPriority="62"/>
+    <w:lsdException w:name="Medium Shading 1 Accent 1" w:uiPriority="63"/>
+    <w:lsdException w:name="Medium Shading 2 Accent 1" w:uiPriority="64"/>
+    <w:lsdException w:name="Medium List 1 Accent 1" w:uiPriority="65"/>
+    <w:lsdException w:name="Revision" w:semiHidden="1"/>
+    <w:lsdException w:name="List Paragraph" w:uiPriority="34" w:qFormat="1"/>
+    <w:lsdException w:name="Quote" w:uiPriority="29" w:qFormat="1"/>
+    <w:lsdException w:name="Intense Quote" w:uiPriority="30" w:qFormat="1"/>
+    <w:lsdException w:name="Medium List 2 Accent 1" w:uiPriority="66"/>
+    <w:lsdException w:name="Medium Grid 1 Accent 1" w:uiPriority="67"/>
+    <w:lsdException w:name="Medium Grid 2 Accent 1" w:uiPriority="68"/>
+    <w:lsdException w:name="Medium Grid 3 Accent 1" w:uiPriority="69"/>
+    <w:lsdException w:name="Dark List Accent 1" w:uiPriority="70"/>
+    <w:lsdException w:name="Colorful Shading Accent 1" w:uiPriority="71"/>
+    <w:lsdException w:name="Colorful List Accent 1" w:uiPriority="72"/>
+    <w:lsdException w:name="Colorful Grid Accent 1" w:uiPriority="73"/>
+    <w:lsdException w:name="Light Shading Accent 2" w:uiPriority="60"/>
+    <w:lsdException w:name="Light List Accent 2" w:uiPriority="61"/>
+    <w:lsdException w:name="Light Grid Accent 2" w:uiPriority="62"/>
+    <w:lsdException w:name="Medium Shading 1 Accent 2" w:uiPriority="63"/>
+    <w:lsdException w:name="Medium Shading 2 Accent 2" w:uiPriority="64"/>
+    <w:lsdException w:name="Medium List 1 Accent 2" w:uiPriority="65"/>
+    <w:lsdException w:name="Medium List 2 Accent 2" w:uiPriority="66"/>
+    <w:lsdException w:name="Medium Grid 1 Accent 2" w:uiPriority="67"/>
+    <w:lsdException w:name="Medium Grid 2 Accent 2" w:uiPriority="68"/>
+    <w:lsdException w:name="Medium Grid 3 Accent 2" w:uiPriority="69"/>
+    <w:lsdException w:name="Dark List Accent 2" w:uiPriority="70"/>
+    <w:lsdException w:name="Colorful Shading Accent 2" w:uiPriority="71"/>
+    <w:lsdException w:name="Colorful List Accent 2" w:uiPriority="72"/>
+    <w:lsdException w:name="Colorful Grid Accent 2" w:uiPriority="73"/>
+    <w:lsdException w:name="Light Shading Accent 3" w:uiPriority="60"/>
+    <w:lsdException w:name="Light List Accent 3" w:uiPriority="61"/>
+    <w:lsdException w:name="Light Grid Accent 3" w:uiPriority="62"/>
+    <w:lsdException w:name="Medium Shading 1 Accent 3" w:uiPriority="63"/>
+    <w:lsdException w:name="Medium Shading 2 Accent 3" w:uiPriority="64"/>
+    <w:lsdException w:name="Medium List 1 Accent 3" w:uiPriority="65"/>
+    <w:lsdException w:name="Medium List 2 Accent 3" w:uiPriority="66"/>
+    <w:lsdException w:name="Medium Grid 1 Accent 3" w:uiPriority="67"/>
+    <w:lsdException w:name="Medium Grid 2 Accent 3" w:uiPriority="68"/>
+    <w:lsdException w:name="Medium Grid 3 Accent 3" w:uiPriority="69"/>
+    <w:lsdException w:name="Dark List Accent 3" w:uiPriority="70"/>
+    <w:lsdException w:name="Colorful Shading Accent 3" w:uiPriority="71"/>
+    <w:lsdException w:name="Colorful List Accent 3" w:uiPriority="72"/>
+    <w:lsdException w:name="Colorful Grid Accent 3" w:uiPriority="73"/>
+    <w:lsdException w:name="Light Shading Accent 4" w:uiPriority="60"/>
+    <w:lsdException w:name="Light List Accent 4" w:uiPriority="61"/>
+    <w:lsdException w:name="Light Grid Accent 4" w:uiPriority="62"/>
+    <w:lsdException w:name="Medium Shading 1 Accent 4" w:uiPriority="63"/>
+    <w:lsdException w:name="Medium Shading 2 Accent 4" w:uiPriority="64"/>
+    <w:lsdException w:name="Medium List 1 Accent 4" w:uiPriority="65"/>
+    <w:lsdException w:name="Medium List 2 Accent 4" w:uiPriority="66"/>
+    <w:lsdException w:name="Medium Grid 1 Accent 4" w:uiPriority="67"/>
+    <w:lsdException w:name="Medium Grid 2 Accent 4" w:uiPriority="68"/>
+    <w:lsdException w:name="Medium Grid 3 Accent 4" w:uiPriority="69"/>
+    <w:lsdException w:name="Dark List Accent 4" w:uiPriority="70"/>
+    <w:lsdException w:name="Colorful Shading Accent 4" w:uiPriority="71"/>
+    <w:lsdException w:name="Colorful List Accent 4" w:uiPriority="72"/>
+    <w:lsdException w:name="Colorful Grid Accent 4" w:uiPriority="73"/>
+    <w:lsdException w:name="Light Shading Accent 5" w:uiPriority="60"/>
+    <w:lsdException w:name="Light List Accent 5" w:uiPriority="61"/>
+    <w:lsdException w:name="Light Grid Accent 5" w:uiPriority="62"/>
+    <w:lsdException w:name="Medium Shading 1 Accent 5" w:uiPriority="63"/>
+    <w:lsdException w:name="Medium Shading 2 Accent 5" w:uiPriority="64"/>
+    <w:lsdException w:name="Medium List 1 Accent 5" w:uiPriority="65"/>
+    <w:lsdException w:name="Medium List 2 Accent 5" w:uiPriority="66"/>
+    <w:lsdException w:name="Medium Grid 1 Accent 5" w:uiPriority="67"/>
+    <w:lsdException w:name="Medium Grid 2 Accent 5" w:uiPriority="68"/>
+    <w:lsdException w:name="Medium Grid 3 Accent 5" w:uiPriority="69"/>
+    <w:lsdException w:name="Dark List Accent 5" w:uiPriority="70"/>
+    <w:lsdException w:name="Colorful Shading Accent 5" w:uiPriority="71"/>
+    <w:lsdException w:name="Colorful List Accent 5" w:uiPriority="72"/>
+    <w:lsdException w:name="Colorful Grid Accent 5" w:uiPriority="73"/>
+    <w:lsdException w:name="Light Shading Accent 6" w:uiPriority="60"/>
+    <w:lsdException w:name="Light List Accent 6" w:uiPriority="61"/>
+    <w:lsdException w:name="Light Grid Accent 6" w:uiPriority="62"/>
+    <w:lsdException w:name="Medium Shading 1 Accent 6" w:uiPriority="63"/>
+    <w:lsdException w:name="Medium Shading 2 Accent 6" w:uiPriority="64"/>
+    <w:lsdException w:name="Medium List 1 Accent 6" w:uiPriority="65"/>
+    <w:lsdException w:name="Medium List 2 Accent 6" w:uiPriority="66"/>
+    <w:lsdException w:name="Medium Grid 1 Accent 6" w:uiPriority="67"/>
+    <w:lsdException w:name="Medium Grid 2 Accent 6" w:uiPriority="68"/>
+    <w:lsdException w:name="Medium Grid 3 Accent 6" w:uiPriority="69"/>
+    <w:lsdException w:name="Dark List Accent 6" w:uiPriority="70"/>
+    <w:lsdException w:name="Colorful Shading Accent 6" w:uiPriority="71"/>
+    <w:lsdException w:name="Colorful List Accent 6" w:uiPriority="72"/>
+    <w:lsdException w:name="Colorful Grid Accent 6" w:uiPriority="73"/>
+    <w:lsdException w:name="Subtle Emphasis" w:uiPriority="19" w:qFormat="1"/>
+    <w:lsdException w:name="Intense Emphasis" w:uiPriority="21" w:qFormat="1"/>
+    <w:lsdException w:name="Subtle Reference" w:uiPriority="31" w:qFormat="1"/>
+    <w:lsdException w:name="Intense Reference" w:uiPriority="32" w:qFormat="1"/>
+    <w:lsdException w:name="Book Title" w:uiPriority="33" w:qFormat="1"/>
+    <w:lsdException w:name="Bibliography" w:semiHidden="1" w:uiPriority="37" w:unhideWhenUsed="1"/>
+    <w:lsdException w:name="TOC Heading" w:semiHidden="1" w:uiPriority="39" w:unhideWhenUsed="1" w:qFormat="1"/>
+    <w:lsdException w:name="Plain Table 1" w:uiPriority="41"/>
+    <w:lsdException w:name="Plain Table 2" w:uiPriority="42"/>
+    <w:lsdException w:name="Plain Table 3" w:uiPriority="43"/>
+    <w:lsdException w:name="Plain Table 4" w:uiPriority="44"/>
+    <w:lsdException w:name="Plain Table 5" w:uiPriority="45"/>
+    <w:lsdException w:name="Grid Table Light" w:uiPriority="40"/>
+    <w:lsdException w:name="Grid Table 1 Light" w:uiPriority="46"/>
+    <w:lsdException w:name="Grid Table 2" w:uiPriority="47"/>
+    <w:lsdException w:name="Grid Table 3" w:uiPriority="48"/>
+    <w:lsdException w:name="Grid Table 4" w:uiPriority="49"/>
+    <w:lsdException w:name="Grid Table 5 Dark" w:uiPriority="50"/>
+    <w:lsdException w:name="Grid Table 6 Colorful" w:uiPriority="51"/>
+    <w:lsdException w:name="Grid Table 7 Colorful" w:uiPriority="52"/>
+    <w:lsdException w:name="Grid Table 1 Light Accent 1" w:uiPriority="46"/>
+    <w:lsdException w:name="Grid Table 2 Accent 1" w:uiPriority="47"/>
+    <w:lsdException w:name="Grid Table 3 Accent 1" w:uiPriority="48"/>
+    <w:lsdException w:name="Grid Table 4 Accent 1" w:uiPriority="49"/>
+    <w:lsdException w:name="Grid Table 5 Dark Accent 1" w:uiPriority="50"/>
+    <w:lsdException w:name="Grid Table 6 Colorful Accent 1" w:uiPriority="51"/>
+    <w:lsdException w:name="Grid Table 7 Colorful Accent 1" w:uiPriority="52"/>
+    <w:lsdException w:name="Grid Table 1 Light Accent 2" w:uiPriority="46"/>
+    <w:lsdException w:name="Grid Table 2 Accent 2" w:uiPriority="47"/>
+    <w:lsdException w:name="Grid Table 3 Accent 2" w:uiPriority="48"/>
+    <w:lsdException w:name="Grid Table 4 Accent 2" w:uiPriority="49"/>
+    <w:lsdException w:name="Grid Table 5 Dark Accent 2" w:uiPriority="50"/>
+    <w:lsdException w:name="Grid Table 6 Colorful Accent 2" w:uiPriority="51"/>
+    <w:lsdException w:name="Grid Table 7 Colorful Accent 2" w:uiPriority="52"/>
+    <w:lsdException w:name="Grid Table 1 Light Accent 3" w:uiPriority="46"/>
+    <w:lsdException w:name="Grid Table 2 Accent 3" w:uiPriority="47"/>
+    <w:lsdException w:name="Grid Table 3 Accent 3" w:uiPriority="48"/>
+    <w:lsdException w:name="Grid Table 4 Accent 3" w:uiPriority="49"/>
+    <w:lsdException w:name="Grid Table 5 Dark Accent 3" w:uiPriority="50"/>
+    <w:lsdException w:name="Grid Table 6 Colorful Accent 3" w:uiPriority="51"/>
+    <w:lsdException w:name="Grid Table 7 Colorful Accent 3" w:uiPriority="52"/>
+    <w:lsdException w:name="Grid Table 1 Light Accent 4" w:uiPriority="46"/>
+    <w:lsdException w:name="Grid Table 2 Accent 4" w:uiPriority="47"/>
+    <w:lsdException w:name="Grid Table 3 Accent 4" w:uiPriority="48"/>
+    <w:lsdException w:name="Grid Table 4 Accent 4" w:uiPriority="49"/>
+    <w:lsdException w:name="Grid Table 5 Dark Accent 4" w:uiPriority="50"/>
+    <w:lsdException w:name="Grid Table 6 Colorful Accent 4" w:uiPriority="51"/>
+    <w:lsdException w:name="Grid Table 7 Colorful Accent 4" w:uiPriority="52"/>
+    <w:lsdException w:name="Grid Table 1 Light Accent 5" w:uiPriority="46"/>
+    <w:lsdException w:name="Grid Table 2 Accent 5" w:uiPriority="47"/>
+    <w:lsdException w:name="Grid Table 3 Accent 5" w:uiPriority="48"/>
+    <w:lsdException w:name="Grid Table 4 Accent 5" w:uiPriority="49"/>
+    <w:lsdException w:name="Grid Table 5 Dark Accent 5" w:uiPriority="50"/>
+    <w:lsdException w:name="Grid Table 6 Colorful Accent 5" w:uiPriority="51"/>
+    <w:lsdException w:name="Grid Table 7 Colorful Accent 5" w:uiPriority="52"/>
+    <w:lsdException w:name="Grid Table 1 Light Accent 6" w:uiPriority="46"/>
+    <w:lsdException w:name="Grid Table 2 Accent 6" w:uiPriority="47"/>
+    <w:lsdException w:name="Grid Table 3 Accent 6" w:uiPriority="48"/>
+    <w:lsdException w:name="Grid Table 4 Accent 6" w:uiPriority="49"/>
+    <w:lsdException w:name="Grid Table 5 Dark Accent 6" w:uiPriority="50"/>
+    <w:lsdException w:name="Grid Table 6 Colorful Accent 6" w:uiPriority="51"/>
+    <w:lsdException w:name="Grid Table 7 Colorful Accent 6" w:uiPriority="52"/>
+    <w:lsdException w:name="List Table 1 Light" w:uiPriority="46"/>
+    <w:lsdException w:name="List Table 2" w:uiPriority="47"/>
+    <w:lsdException w:name="List Table 3" w:uiPriority="48"/>
+    <w:lsdException w:name="List Table 4" w:uiPriority="49"/>
+    <w:lsdException w:name="List Table 5 Dark" w:uiPriority="50"/>
+    <w:lsdException w:name="List Table 6 Colorful" w:uiPriority="51"/>
+    <w:lsdException w:name="List Table 7 Colorful" w:uiPriority="52"/>
+    <w:lsdException w:name="List Table 1 Light Accent 1" w:uiPriority="46"/>
+    <w:lsdException w:name="List Table 2 Accent 1" w:uiPriority="47"/>
+    <w:lsdException w:name="List Table 3 Accent 1" w:uiPriority="48"/>
+    <w:lsdException w:name="List Table 4 Accent 1" w:uiPriority="49"/>
+    <w:lsdException w:name="List Table 5 Dark Accent 1" w:uiPriority="50"/>
+    <w:lsdException w:name="List Table 6 Colorful Accent 1" w:uiPriority="51"/>
+    <w:lsdException w:name="List Table 7 Colorful Accent 1" w:uiPriority="52"/>
+    <w:lsdException w:name="List Table 1 Light Accent 2" w:uiPriority="46"/>
+    <w:lsdException w:name="List Table 2 Accent 2" w:uiPriority="47"/>
+    <w:lsdException w:name="List Table 3 Accent 2" w:uiPriority="48"/>
+    <w:lsdException w:name="List Table 4 Accent 2" w:uiPriority="49"/>
+    <w:lsdException w:name="List Table 5 Dark Accent 2" w:uiPriority="50"/>
+    <w:lsdException w:name="List Table 6 Colorful Accent 2" w:uiPriority="51"/>
+    <w:lsdException w:name="List Table 7 Colorful Accent 2" w:uiPriority="52"/>
+    <w:lsdException w:name="List Table 1 Light Accent 3" w:uiPriority="46"/>
+    <w:lsdException w:name="List Table 2 Accent 3" w:uiPriority="47"/>
+    <w:lsdException w:name="List Table 3 Accent 3" w:uiPriority="48"/>
+    <w:lsdException w:name="List Table 4 Accent 3" w:uiPriority="49"/>
+    <w:lsdException w:name="List Table 5 Dark Accent 3" w:uiPriority="50"/>
+    <w:lsdException w:name="List Table 6 Colorful Accent 3" w:uiPriority="51"/>
+    <w:lsdException w:name="List Table 7 Colorful Accent 3" w:uiPriority="52"/>
+    <w:lsdException w:name="List Table 1 Light Accent 4" w:uiPriority="46"/>
+    <w:lsdException w:name="List Table 2 Accent 4" w:uiPriority="47"/>
+    <w:lsdException w:name="List Table 3 Accent 4" w:uiPriority="48"/>
+    <w:lsdException w:name="List Table 4 Accent 4" w:uiPriority="49"/>
+    <w:lsdException w:name="List Table 5 Dark Accent 4" w:uiPriority="50"/>
+    <w:lsdException w:name="List Table 6 Colorful Accent 4" w:uiPriority="51"/>
+    <w:lsdException w:name="List Table 7 Colorful Accent 4" w:uiPriority="52"/>
+    <w:lsdException w:name="List Table 1 Light Accent 5" w:uiPriority="46"/>
+    <w:lsdException w:name="List Table 2 Accent 5" w:uiPriority="47"/>
+    <w:lsdException w:name="List Table 3 Accent 5" w:uiPriority="48"/>
+    <w:lsdException w:name="List Table 4 Accent 5" w:uiPriority="49"/>
+    <w:lsdException w:name="List Table 5 Dark Accent 5" w:uiPriority="50"/>
+    <w:lsdException w:name="List Table 6 Colorful Accent 5" w:uiPriority="51"/>
+    <w:lsdException w:name="List Table 7 Colorful Accent 5" w:uiPriority="52"/>
+    <w:lsdException w:name="List Table 1 Light Accent 6" w:uiPriority="46"/>
+    <w:lsdException w:name="List Table 2 Accent 6" w:uiPriority="47"/>
+    <w:lsdException w:name="List Table 3 Accent 6" w:uiPriority="48"/>
+    <w:lsdException w:name="List Table 4 Accent 6" w:uiPriority="49"/>
+    <w:lsdException w:name="List Table 5 Dark Accent 6" w:uiPriority="50"/>
+    <w:lsdException w:name="List Table 6 Colorful Accent 6" w:uiPriority="51"/>
+    <w:lsdException w:name="List Table 7 Colorful Accent 6" w:uiPriority="52"/>
+    <w:lsdException w:name="Mention" w:semiHidden="1" w:unhideWhenUsed="1"/>
+    <w:lsdException w:name="Smart Hyperlink" w:semiHidden="1" w:unhideWhenUsed="1"/>
+    <w:lsdException w:name="Hashtag" w:semiHidden="1" w:unhideWhenUsed="1"/>
+    <w:lsdException w:name="Unresolved Mention" w:semiHidden="1" w:unhideWhenUsed="1"/>
+    <w:lsdException w:name="Smart Link" w:semiHidden="1" w:unhideWhenUsed="1"/>
+  </w:latentStyles>
+  <w:style w:type="paragraph" w:default="1" w:styleId="Normal">
+    <w:name w:val="Normal"/>
+    <w:qFormat/>
   </w:style>
   <w:style w:type="paragraph" w:styleId="Heading1">
     <w:name w:val="heading 1"/>
     <w:basedOn w:val="Normal"/>
     <w:next w:val="Normal"/>
+    <w:uiPriority w:val="9"/>
+    <w:qFormat/>
     <w:pPr>
-      <w:keepNext w:val="1"/>
-      <w:keepLines w:val="1"/>
-      <w:pageBreakBefore w:val="0"/>
-      <w:spacing w:after="120" w:before="400" w:lineRule="auto"/>
+      <w:keepNext/>
+      <w:keepLines/>
+      <w:spacing w:before="400" w:after="120"/>
+      <w:outlineLvl w:val="0"/>
     </w:pPr>
     <w:rPr>
       <w:sz w:val="40"/>
@@ -1841,15 +2047,16 @@
     <w:name w:val="heading 2"/>
     <w:basedOn w:val="Normal"/>
     <w:next w:val="Normal"/>
+    <w:uiPriority w:val="9"/>
+    <w:unhideWhenUsed/>
+    <w:qFormat/>
     <w:pPr>
-      <w:keepNext w:val="1"/>
-      <w:keepLines w:val="1"/>
-      <w:pageBreakBefore w:val="0"/>
-      <w:spacing w:after="120" w:before="360" w:lineRule="auto"/>
+      <w:keepNext/>
+      <w:keepLines/>
+      <w:spacing w:before="360" w:after="120"/>
+      <w:outlineLvl w:val="1"/>
     </w:pPr>
     <w:rPr>
-      <w:b w:val="0"/>
-      <w:bCs w:val="0"/>
       <w:sz w:val="32"/>
       <w:szCs w:val="32"/>
     </w:rPr>
@@ -1858,15 +2065,16 @@
     <w:name w:val="heading 3"/>
     <w:basedOn w:val="Normal"/>
     <w:next w:val="Normal"/>
+    <w:uiPriority w:val="9"/>
+    <w:unhideWhenUsed/>
+    <w:qFormat/>
     <w:pPr>
-      <w:keepNext w:val="1"/>
-      <w:keepLines w:val="1"/>
-      <w:pageBreakBefore w:val="0"/>
-      <w:spacing w:after="80" w:before="320" w:lineRule="auto"/>
+      <w:keepNext/>
+      <w:keepLines/>
+      <w:spacing w:before="320" w:after="80"/>
+      <w:outlineLvl w:val="2"/>
     </w:pPr>
     <w:rPr>
-      <w:b w:val="0"/>
-      <w:bCs w:val="0"/>
       <w:color w:val="434343"/>
       <w:sz w:val="28"/>
       <w:szCs w:val="28"/>
@@ -1876,11 +2084,15 @@
     <w:name w:val="heading 4"/>
     <w:basedOn w:val="Normal"/>
     <w:next w:val="Normal"/>
+    <w:uiPriority w:val="9"/>
+    <w:semiHidden/>
+    <w:unhideWhenUsed/>
+    <w:qFormat/>
     <w:pPr>
-      <w:keepNext w:val="1"/>
-      <w:keepLines w:val="1"/>
-      <w:pageBreakBefore w:val="0"/>
-      <w:spacing w:after="80" w:before="280" w:lineRule="auto"/>
+      <w:keepNext/>
+      <w:keepLines/>
+      <w:spacing w:before="280" w:after="80"/>
+      <w:outlineLvl w:val="3"/>
     </w:pPr>
     <w:rPr>
       <w:color w:val="666666"/>
@@ -1892,45 +2104,88 @@
     <w:name w:val="heading 5"/>
     <w:basedOn w:val="Normal"/>
     <w:next w:val="Normal"/>
+    <w:uiPriority w:val="9"/>
+    <w:semiHidden/>
+    <w:unhideWhenUsed/>
+    <w:qFormat/>
     <w:pPr>
-      <w:keepNext w:val="1"/>
-      <w:keepLines w:val="1"/>
-      <w:pageBreakBefore w:val="0"/>
-      <w:spacing w:after="80" w:before="240" w:lineRule="auto"/>
+      <w:keepNext/>
+      <w:keepLines/>
+      <w:spacing w:before="240" w:after="80"/>
+      <w:outlineLvl w:val="4"/>
     </w:pPr>
     <w:rPr>
       <w:color w:val="666666"/>
-      <w:sz w:val="22"/>
-      <w:szCs w:val="22"/>
     </w:rPr>
   </w:style>
   <w:style w:type="paragraph" w:styleId="Heading6">
     <w:name w:val="heading 6"/>
     <w:basedOn w:val="Normal"/>
     <w:next w:val="Normal"/>
+    <w:uiPriority w:val="9"/>
+    <w:semiHidden/>
+    <w:unhideWhenUsed/>
+    <w:qFormat/>
     <w:pPr>
-      <w:keepNext w:val="1"/>
-      <w:keepLines w:val="1"/>
-      <w:pageBreakBefore w:val="0"/>
-      <w:spacing w:after="80" w:before="240" w:lineRule="auto"/>
+      <w:keepNext/>
+      <w:keepLines/>
+      <w:spacing w:before="240" w:after="80"/>
+      <w:outlineLvl w:val="5"/>
     </w:pPr>
     <w:rPr>
-      <w:i w:val="1"/>
-      <w:iCs w:val="1"/>
+      <w:i/>
+      <w:iCs/>
       <w:color w:val="666666"/>
-      <w:sz w:val="22"/>
-      <w:szCs w:val="22"/>
     </w:rPr>
+  </w:style>
+  <w:style w:type="character" w:default="1" w:styleId="DefaultParagraphFont">
+    <w:name w:val="Default Paragraph Font"/>
+    <w:uiPriority w:val="1"/>
+    <w:semiHidden/>
+    <w:unhideWhenUsed/>
+  </w:style>
+  <w:style w:type="table" w:default="1" w:styleId="TableNormal">
+    <w:name w:val="Normal Table"/>
+    <w:uiPriority w:val="99"/>
+    <w:semiHidden/>
+    <w:unhideWhenUsed/>
+    <w:tblPr>
+      <w:tblInd w:w="0" w:type="dxa"/>
+      <w:tblCellMar>
+        <w:top w:w="0" w:type="dxa"/>
+        <w:left w:w="108" w:type="dxa"/>
+        <w:bottom w:w="0" w:type="dxa"/>
+        <w:right w:w="108" w:type="dxa"/>
+      </w:tblCellMar>
+    </w:tblPr>
+  </w:style>
+  <w:style w:type="numbering" w:default="1" w:styleId="NoList">
+    <w:name w:val="No List"/>
+    <w:uiPriority w:val="99"/>
+    <w:semiHidden/>
+    <w:unhideWhenUsed/>
+  </w:style>
+  <w:style w:type="table" w:customStyle="1" w:styleId="TableNormal0">
+    <w:name w:val="TableNormal"/>
+    <w:tblPr>
+      <w:tblCellMar>
+        <w:top w:w="100" w:type="dxa"/>
+        <w:left w:w="100" w:type="dxa"/>
+        <w:bottom w:w="100" w:type="dxa"/>
+        <w:right w:w="100" w:type="dxa"/>
+      </w:tblCellMar>
+    </w:tblPr>
   </w:style>
   <w:style w:type="paragraph" w:styleId="Title">
     <w:name w:val="Title"/>
     <w:basedOn w:val="Normal"/>
     <w:next w:val="Normal"/>
+    <w:uiPriority w:val="10"/>
+    <w:qFormat/>
     <w:pPr>
-      <w:keepNext w:val="1"/>
-      <w:keepLines w:val="1"/>
-      <w:pageBreakBefore w:val="0"/>
-      <w:spacing w:after="60" w:before="0" w:lineRule="auto"/>
+      <w:keepNext/>
+      <w:keepLines/>
+      <w:spacing w:after="60"/>
     </w:pPr>
     <w:rPr>
       <w:sz w:val="52"/>
@@ -1941,16 +2196,14 @@
     <w:name w:val="Subtitle"/>
     <w:basedOn w:val="Normal"/>
     <w:next w:val="Normal"/>
+    <w:uiPriority w:val="11"/>
+    <w:qFormat/>
     <w:pPr>
-      <w:keepNext w:val="1"/>
-      <w:keepLines w:val="1"/>
-      <w:pageBreakBefore w:val="0"/>
-      <w:spacing w:after="320" w:before="0" w:lineRule="auto"/>
+      <w:keepNext/>
+      <w:keepLines/>
+      <w:spacing w:after="320"/>
     </w:pPr>
     <w:rPr>
-      <w:rFonts w:ascii="Arial" w:cs="Arial" w:eastAsia="Arial" w:hAnsi="Arial"/>
-      <w:i w:val="0"/>
-      <w:iCs w:val="0"/>
       <w:color w:val="666666"/>
       <w:sz w:val="30"/>
       <w:szCs w:val="30"/>
